--- a/Lucas_Amorim_Porciuncula_PB_TP4.docx
+++ b/Lucas_Amorim_Porciuncula_PB_TP4.docx
@@ -7719,6 +7719,3704 @@
           <w:rFonts w:ascii="Consolas" w:hAnsi="Consolas"/>
         </w:rPr>
         <w:t>cd todo-frontend &amp;&amp; npm run dev</w:t>
+      </w:r>
+    </w:p>
+    <w:p>
+      <w:pPr>
+        <w:pStyle w:val="Heading1"/>
+      </w:pPr>
+      <w:r>
+        <w:t>12. TP4: Refatoração para Arquitetura Orientada a Eventos</w:t>
+      </w:r>
+    </w:p>
+    <w:p>
+      <w:pPr>
+        <w:spacing w:after="160"/>
+      </w:pPr>
+      <w:r>
+        <w:rPr>
+          <w:b w:val="0"/>
+          <w:i w:val="0"/>
+          <w:sz w:val="22"/>
+        </w:rPr>
+        <w:t>A quarta entrega refatora a comunicação entre todo-api e history-service, que no TP3 era síncrona (REST/Feign) para toda escrita de histórico, para uma arquitetura orientada a eventos usando RabbitMQ como message broker, com as abstrações do Spring Boot / Spring AMQP. O objetivo é melhorar a escalabilidade, a resiliência e a eficiência na gestão de transações entre os componentes do sistema.</w:t>
+      </w:r>
+    </w:p>
+    <w:p>
+      <w:pPr>
+        <w:pStyle w:val="Heading2"/>
+      </w:pPr>
+      <w:r>
+        <w:t>12.1 O que mudou</w:t>
+      </w:r>
+    </w:p>
+    <w:p>
+      <w:pPr>
+        <w:pStyle w:val="Heading3"/>
+      </w:pPr>
+      <w:r>
+        <w:t>Antes (TP3) — acoplamento temporal via REST</w:t>
+      </w:r>
+    </w:p>
+    <w:p>
+      <w:pPr>
+        <w:spacing w:before="80" w:after="160"/>
+        <w:shd w:val="clear" w:color="auto" w:fill="F2F2F2"/>
+        <w:pBdr>
+          <w:top w:val="single" w:sz="6" w:space="4" w:color="BFBFBF"/>
+          <w:left w:val="single" w:sz="6" w:space="4" w:color="BFBFBF"/>
+          <w:bottom w:val="single" w:sz="6" w:space="4" w:color="BFBFBF"/>
+          <w:right w:val="single" w:sz="6" w:space="4" w:color="BFBFBF"/>
+        </w:pBdr>
+      </w:pPr>
+      <w:r>
+        <w:rPr>
+          <w:rFonts w:ascii="Consolas" w:hAnsi="Consolas"/>
+          <w:sz w:val="18"/>
+          <w:rFonts w:ascii="Consolas" w:hAnsi="Consolas"/>
+        </w:rPr>
+        <w:t>Usuario -&gt; todo-api: POST /api/tasks</w:t>
+        <w:br/>
+      </w:r>
+      <w:r>
+        <w:rPr>
+          <w:rFonts w:ascii="Consolas" w:hAnsi="Consolas"/>
+          <w:sz w:val="18"/>
+          <w:rFonts w:ascii="Consolas" w:hAnsi="Consolas"/>
+        </w:rPr>
+        <w:t>todo-api -&gt; todo-api: salva task</w:t>
+        <w:br/>
+      </w:r>
+      <w:r>
+        <w:rPr>
+          <w:rFonts w:ascii="Consolas" w:hAnsi="Consolas"/>
+          <w:sz w:val="18"/>
+          <w:rFonts w:ascii="Consolas" w:hAnsi="Consolas"/>
+        </w:rPr>
+        <w:t>todo-api -&gt; history-service: POST /api/history (Feign, sincrono)</w:t>
+        <w:br/>
+      </w:r>
+      <w:r>
+        <w:rPr>
+          <w:rFonts w:ascii="Consolas" w:hAnsi="Consolas"/>
+          <w:sz w:val="18"/>
+          <w:rFonts w:ascii="Consolas" w:hAnsi="Consolas"/>
+        </w:rPr>
+        <w:t>history-service --&gt; todo-api: 201</w:t>
+        <w:br/>
+      </w:r>
+      <w:r>
+        <w:rPr>
+          <w:rFonts w:ascii="Consolas" w:hAnsi="Consolas"/>
+          <w:sz w:val="18"/>
+          <w:rFonts w:ascii="Consolas" w:hAnsi="Consolas"/>
+        </w:rPr>
+        <w:t>todo-api --&gt; Usuario: 201</w:t>
+      </w:r>
+    </w:p>
+    <w:p>
+      <w:pPr>
+        <w:spacing w:after="160"/>
+      </w:pPr>
+      <w:r>
+        <w:rPr>
+          <w:b w:val="0"/>
+          <w:i w:val="0"/>
+          <w:sz w:val="22"/>
+        </w:rPr>
+        <w:t>O todo-api precisava conhecer o history-service, esperar sua resposta e tratar sua indisponibilidade com um try/catch (se ele estivesse fora, o histórico daquele evento era simplesmente perdido). Adicionar um segundo interessado no evento (ex.: notificações) exigiria mexer no todo-api e adicionar outra chamada síncrona.</w:t>
+      </w:r>
+    </w:p>
+    <w:p>
+      <w:pPr>
+        <w:pStyle w:val="Heading3"/>
+      </w:pPr>
+      <w:r>
+        <w:t>Depois (TP4) — publicação de eventos</w:t>
+      </w:r>
+    </w:p>
+    <w:p>
+      <w:pPr>
+        <w:spacing w:before="80" w:after="160"/>
+        <w:shd w:val="clear" w:color="auto" w:fill="F2F2F2"/>
+        <w:pBdr>
+          <w:top w:val="single" w:sz="6" w:space="4" w:color="BFBFBF"/>
+          <w:left w:val="single" w:sz="6" w:space="4" w:color="BFBFBF"/>
+          <w:bottom w:val="single" w:sz="6" w:space="4" w:color="BFBFBF"/>
+          <w:right w:val="single" w:sz="6" w:space="4" w:color="BFBFBF"/>
+        </w:pBdr>
+      </w:pPr>
+      <w:r>
+        <w:rPr>
+          <w:rFonts w:ascii="Consolas" w:hAnsi="Consolas"/>
+          <w:sz w:val="18"/>
+          <w:rFonts w:ascii="Consolas" w:hAnsi="Consolas"/>
+        </w:rPr>
+        <w:t>Usuario -&gt; todo-api: POST /api/tasks</w:t>
+        <w:br/>
+      </w:r>
+      <w:r>
+        <w:rPr>
+          <w:rFonts w:ascii="Consolas" w:hAnsi="Consolas"/>
+          <w:sz w:val="18"/>
+          <w:rFonts w:ascii="Consolas" w:hAnsi="Consolas"/>
+        </w:rPr>
+        <w:t>todo-api -&gt; todo-api: salva task (commit)</w:t>
+        <w:br/>
+      </w:r>
+      <w:r>
+        <w:rPr>
+          <w:rFonts w:ascii="Consolas" w:hAnsi="Consolas"/>
+          <w:sz w:val="18"/>
+          <w:rFonts w:ascii="Consolas" w:hAnsi="Consolas"/>
+        </w:rPr>
+        <w:t>todo-api --&gt; Usuario: 201</w:t>
+        <w:br/>
+      </w:r>
+      <w:r>
+        <w:rPr>
+          <w:rFonts w:ascii="Consolas" w:hAnsi="Consolas"/>
+          <w:sz w:val="18"/>
+          <w:rFonts w:ascii="Consolas" w:hAnsi="Consolas"/>
+        </w:rPr>
+        <w:t>todo-api --&gt;&gt; RabbitMQ: publica task.created</w:t>
+        <w:br/>
+      </w:r>
+      <w:r>
+        <w:rPr>
+          <w:rFonts w:ascii="Consolas" w:hAnsi="Consolas"/>
+          <w:sz w:val="18"/>
+          <w:rFonts w:ascii="Consolas" w:hAnsi="Consolas"/>
+        </w:rPr>
+        <w:t>RabbitMQ --&gt;&gt; history-service: entrega (fila history.task-events)</w:t>
+        <w:br/>
+      </w:r>
+      <w:r>
+        <w:rPr>
+          <w:rFonts w:ascii="Consolas" w:hAnsi="Consolas"/>
+          <w:sz w:val="18"/>
+          <w:rFonts w:ascii="Consolas" w:hAnsi="Consolas"/>
+        </w:rPr>
+        <w:t>RabbitMQ --&gt;&gt; notification-service: entrega (so se task.completed)</w:t>
+      </w:r>
+    </w:p>
+    <w:p>
+      <w:pPr>
+        <w:spacing w:after="160"/>
+      </w:pPr>
+      <w:r>
+        <w:rPr>
+          <w:b w:val="0"/>
+          <w:i w:val="0"/>
+          <w:sz w:val="22"/>
+        </w:rPr>
+        <w:t>O todo-api só conhece o exchange. Não sabe quantos consumidores existem, nem se estão no ar. Novos consumidores entram no sistema sem nenhuma alteração no produtor — o notification-service foi criado exatamente para provar isso.</w:t>
+      </w:r>
+    </w:p>
+    <w:tbl>
+      <w:tblPr>
+        <w:tblStyle w:val="TableGrid"/>
+        <w:tblW w:type="auto" w:w="0"/>
+        <w:jc w:val="center"/>
+        <w:tblLook w:firstColumn="1" w:firstRow="1" w:lastColumn="0" w:lastRow="0" w:noHBand="0" w:noVBand="1" w:val="04A0"/>
+      </w:tblPr>
+      <w:tblGrid>
+        <w:gridCol w:w="2880"/>
+        <w:gridCol w:w="2880"/>
+        <w:gridCol w:w="2880"/>
+      </w:tblGrid>
+      <w:tr>
+        <w:tc>
+          <w:tcPr>
+            <w:tcW w:type="dxa" w:w="2880"/>
+            <w:shd w:val="clear" w:color="auto" w:fill="1F3864"/>
+          </w:tcPr>
+          <w:p>
+            <w:r/>
+            <w:r>
+              <w:rPr>
+                <w:b/>
+                <w:color w:val="FFFFFF"/>
+                <w:sz w:val="20"/>
+              </w:rPr>
+              <w:t>Aspecto</w:t>
+            </w:r>
+          </w:p>
+        </w:tc>
+        <w:tc>
+          <w:tcPr>
+            <w:tcW w:type="dxa" w:w="2880"/>
+            <w:shd w:val="clear" w:color="auto" w:fill="1F3864"/>
+          </w:tcPr>
+          <w:p>
+            <w:r/>
+            <w:r>
+              <w:rPr>
+                <w:b/>
+                <w:color w:val="FFFFFF"/>
+                <w:sz w:val="20"/>
+              </w:rPr>
+              <w:t>TP3 (REST síncrono)</w:t>
+            </w:r>
+          </w:p>
+        </w:tc>
+        <w:tc>
+          <w:tcPr>
+            <w:tcW w:type="dxa" w:w="2880"/>
+            <w:shd w:val="clear" w:color="auto" w:fill="1F3864"/>
+          </w:tcPr>
+          <w:p>
+            <w:r/>
+            <w:r>
+              <w:rPr>
+                <w:b/>
+                <w:color w:val="FFFFFF"/>
+                <w:sz w:val="20"/>
+              </w:rPr>
+              <w:t>TP4 (eventos)</w:t>
+            </w:r>
+          </w:p>
+        </w:tc>
+      </w:tr>
+      <w:tr>
+        <w:tc>
+          <w:tcPr>
+            <w:tcW w:type="dxa" w:w="2880"/>
+          </w:tcPr>
+          <w:p>
+            <w:r/>
+            <w:r>
+              <w:rPr>
+                <w:sz w:val="20"/>
+              </w:rPr>
+              <w:t>Escrita do histórico</w:t>
+            </w:r>
+          </w:p>
+        </w:tc>
+        <w:tc>
+          <w:tcPr>
+            <w:tcW w:type="dxa" w:w="2880"/>
+          </w:tcPr>
+          <w:p>
+            <w:r/>
+            <w:r>
+              <w:rPr>
+                <w:sz w:val="20"/>
+              </w:rPr>
+              <w:t>POST /api/history via Feign</w:t>
+            </w:r>
+          </w:p>
+        </w:tc>
+        <w:tc>
+          <w:tcPr>
+            <w:tcW w:type="dxa" w:w="2880"/>
+          </w:tcPr>
+          <w:p>
+            <w:r/>
+            <w:r>
+              <w:rPr>
+                <w:sz w:val="20"/>
+              </w:rPr>
+              <w:t>Evento task.* no RabbitMQ</w:t>
+            </w:r>
+          </w:p>
+        </w:tc>
+      </w:tr>
+      <w:tr>
+        <w:tc>
+          <w:tcPr>
+            <w:tcW w:type="dxa" w:w="2880"/>
+          </w:tcPr>
+          <w:p>
+            <w:r/>
+            <w:r>
+              <w:rPr>
+                <w:sz w:val="20"/>
+              </w:rPr>
+              <w:t>Se o history-service cair</w:t>
+            </w:r>
+          </w:p>
+        </w:tc>
+        <w:tc>
+          <w:tcPr>
+            <w:tcW w:type="dxa" w:w="2880"/>
+          </w:tcPr>
+          <w:p>
+            <w:r/>
+            <w:r>
+              <w:rPr>
+                <w:sz w:val="20"/>
+              </w:rPr>
+              <w:t>Evento de histórico perdido</w:t>
+            </w:r>
+          </w:p>
+        </w:tc>
+        <w:tc>
+          <w:tcPr>
+            <w:tcW w:type="dxa" w:w="2880"/>
+          </w:tcPr>
+          <w:p>
+            <w:r/>
+            <w:r>
+              <w:rPr>
+                <w:sz w:val="20"/>
+              </w:rPr>
+              <w:t>Mensagens ficam na fila durável e são processadas na volta</w:t>
+            </w:r>
+          </w:p>
+        </w:tc>
+      </w:tr>
+      <w:tr>
+        <w:tc>
+          <w:tcPr>
+            <w:tcW w:type="dxa" w:w="2880"/>
+          </w:tcPr>
+          <w:p>
+            <w:r/>
+            <w:r>
+              <w:rPr>
+                <w:sz w:val="20"/>
+              </w:rPr>
+              <w:t>Adicionar novo interessado</w:t>
+            </w:r>
+          </w:p>
+        </w:tc>
+        <w:tc>
+          <w:tcPr>
+            <w:tcW w:type="dxa" w:w="2880"/>
+          </w:tcPr>
+          <w:p>
+            <w:r/>
+            <w:r>
+              <w:rPr>
+                <w:sz w:val="20"/>
+              </w:rPr>
+              <w:t>Alterar o todo-api</w:t>
+            </w:r>
+          </w:p>
+        </w:tc>
+        <w:tc>
+          <w:tcPr>
+            <w:tcW w:type="dxa" w:w="2880"/>
+          </w:tcPr>
+          <w:p>
+            <w:r/>
+            <w:r>
+              <w:rPr>
+                <w:sz w:val="20"/>
+              </w:rPr>
+              <w:t>Declarar uma fila e ligá-la ao exchange</w:t>
+            </w:r>
+          </w:p>
+        </w:tc>
+      </w:tr>
+      <w:tr>
+        <w:tc>
+          <w:tcPr>
+            <w:tcW w:type="dxa" w:w="2880"/>
+          </w:tcPr>
+          <w:p>
+            <w:r/>
+            <w:r>
+              <w:rPr>
+                <w:sz w:val="20"/>
+              </w:rPr>
+              <w:t>Latência da requisição do usuário</w:t>
+            </w:r>
+          </w:p>
+        </w:tc>
+        <w:tc>
+          <w:tcPr>
+            <w:tcW w:type="dxa" w:w="2880"/>
+          </w:tcPr>
+          <w:p>
+            <w:r/>
+            <w:r>
+              <w:rPr>
+                <w:sz w:val="20"/>
+              </w:rPr>
+              <w:t>Inclui a chamada ao history-service</w:t>
+            </w:r>
+          </w:p>
+        </w:tc>
+        <w:tc>
+          <w:tcPr>
+            <w:tcW w:type="dxa" w:w="2880"/>
+          </w:tcPr>
+          <w:p>
+            <w:r/>
+            <w:r>
+              <w:rPr>
+                <w:sz w:val="20"/>
+              </w:rPr>
+              <w:t>Não inclui</w:t>
+            </w:r>
+          </w:p>
+        </w:tc>
+      </w:tr>
+      <w:tr>
+        <w:tc>
+          <w:tcPr>
+            <w:tcW w:type="dxa" w:w="2880"/>
+          </w:tcPr>
+          <w:p>
+            <w:r/>
+            <w:r>
+              <w:rPr>
+                <w:sz w:val="20"/>
+              </w:rPr>
+              <w:t>Consistência do histórico</w:t>
+            </w:r>
+          </w:p>
+        </w:tc>
+        <w:tc>
+          <w:tcPr>
+            <w:tcW w:type="dxa" w:w="2880"/>
+          </w:tcPr>
+          <w:p>
+            <w:r/>
+            <w:r>
+              <w:rPr>
+                <w:sz w:val="20"/>
+              </w:rPr>
+              <w:t>Imediata (quando funciona)</w:t>
+            </w:r>
+          </w:p>
+        </w:tc>
+        <w:tc>
+          <w:tcPr>
+            <w:tcW w:type="dxa" w:w="2880"/>
+          </w:tcPr>
+          <w:p>
+            <w:r/>
+            <w:r>
+              <w:rPr>
+                <w:sz w:val="20"/>
+              </w:rPr>
+              <w:t>Eventual (atraso de milissegundos)</w:t>
+            </w:r>
+          </w:p>
+        </w:tc>
+      </w:tr>
+    </w:tbl>
+    <w:p>
+      <w:pPr>
+        <w:spacing w:after="80"/>
+      </w:pPr>
+    </w:p>
+    <w:p>
+      <w:pPr>
+        <w:pStyle w:val="Heading2"/>
+      </w:pPr>
+      <w:r>
+        <w:t>12.2 Avaliação da arquitetura orientada a eventos</w:t>
+      </w:r>
+    </w:p>
+    <w:p>
+      <w:pPr>
+        <w:pStyle w:val="Heading3"/>
+      </w:pPr>
+      <w:r>
+        <w:t>Prós</w:t>
+      </w:r>
+    </w:p>
+    <w:p>
+      <w:pPr>
+        <w:pStyle w:val="ListBullet"/>
+        <w:ind w:left="283"/>
+      </w:pPr>
+      <w:r>
+        <w:t>Baixo acoplamento: produtor e consumidores só compartilham um contrato de mensagem, sem dependência de código, endereço ou disponibilidade simultânea.</w:t>
+      </w:r>
+    </w:p>
+    <w:p>
+      <w:pPr>
+        <w:pStyle w:val="ListBullet"/>
+        <w:ind w:left="283"/>
+      </w:pPr>
+      <w:r>
+        <w:t>Escalabilidade e extensibilidade: novos consumidores são adicionados sem tocar no produtor; um mesmo consumidor escala horizontalmente (competing consumers).</w:t>
+      </w:r>
+    </w:p>
+    <w:p>
+      <w:pPr>
+        <w:pStyle w:val="ListBullet"/>
+        <w:ind w:left="283"/>
+      </w:pPr>
+      <w:r>
+        <w:t>Resiliência: o broker funciona como buffer durável — se um consumidor cair, as mensagens aguardam; falhas ficam isoladas.</w:t>
+      </w:r>
+    </w:p>
+    <w:p>
+      <w:pPr>
+        <w:pStyle w:val="ListBullet"/>
+        <w:ind w:left="283"/>
+      </w:pPr>
+      <w:r>
+        <w:t>Nivelamento de carga (load leveling): picos de escrita viram fila, processada no ritmo do consumidor.</w:t>
+      </w:r>
+    </w:p>
+    <w:p>
+      <w:pPr>
+        <w:pStyle w:val="ListBullet"/>
+        <w:ind w:left="283"/>
+      </w:pPr>
+      <w:r>
+        <w:t>Auditoria e rastreabilidade naturais: eventos são fatos imutáveis, o que combina com histórico e métricas.</w:t>
+      </w:r>
+    </w:p>
+    <w:p>
+      <w:pPr>
+        <w:pStyle w:val="ListBullet"/>
+        <w:ind w:left="283"/>
+      </w:pPr>
+      <w:r>
+        <w:t>Latência menor para o usuário: a requisição não espera o processamento dos efeitos colaterais.</w:t>
+      </w:r>
+    </w:p>
+    <w:p>
+      <w:pPr>
+        <w:pStyle w:val="Heading3"/>
+      </w:pPr>
+      <w:r>
+        <w:t>Contras</w:t>
+      </w:r>
+    </w:p>
+    <w:p>
+      <w:pPr>
+        <w:pStyle w:val="ListBullet"/>
+        <w:ind w:left="283"/>
+      </w:pPr>
+      <w:r>
+        <w:t>Consistência eventual: o histórico não reflete a mudança no mesmo instante.</w:t>
+      </w:r>
+    </w:p>
+    <w:p>
+      <w:pPr>
+        <w:pStyle w:val="ListBullet"/>
+        <w:ind w:left="283"/>
+      </w:pPr>
+      <w:r>
+        <w:t>Complexidade operacional: mais uma peça de infraestrutura para provisionar e monitorar.</w:t>
+      </w:r>
+    </w:p>
+    <w:p>
+      <w:pPr>
+        <w:pStyle w:val="ListBullet"/>
+        <w:ind w:left="283"/>
+      </w:pPr>
+      <w:r>
+        <w:t>Depuração mais difícil: o fluxo atravessa processos; exige logs correlacionados (eventId) e o painel do RabbitMQ.</w:t>
+      </w:r>
+    </w:p>
+    <w:p>
+      <w:pPr>
+        <w:pStyle w:val="ListBullet"/>
+        <w:ind w:left="283"/>
+      </w:pPr>
+      <w:r>
+        <w:t>Entrega at-least-once: mensagens podem chegar duplicadas — consumidores precisam ser idempotentes.</w:t>
+      </w:r>
+    </w:p>
+    <w:p>
+      <w:pPr>
+        <w:pStyle w:val="ListBullet"/>
+        <w:ind w:left="283"/>
+      </w:pPr>
+      <w:r>
+        <w:t>Ordenação não é global: com vários consumidores concorrentes, eventos podem ser processados fora de ordem.</w:t>
+      </w:r>
+    </w:p>
+    <w:p>
+      <w:pPr>
+        <w:pStyle w:val="ListBullet"/>
+        <w:ind w:left="283"/>
+      </w:pPr>
+      <w:r>
+        <w:t>Dual write: gravar no banco e publicar no broker são operações que não compartilham uma transação (ver Seção 12.7).</w:t>
+      </w:r>
+    </w:p>
+    <w:p>
+      <w:pPr>
+        <w:pStyle w:val="ListBullet"/>
+        <w:ind w:left="283"/>
+      </w:pPr>
+      <w:r>
+        <w:t>Evolução de contrato: alterar o formato do evento afeta consumidores que o produtor nem conhece.</w:t>
+      </w:r>
+    </w:p>
+    <w:p>
+      <w:pPr>
+        <w:pStyle w:val="Heading3"/>
+      </w:pPr>
+      <w:r>
+        <w:t>Quando é mais vantajosa</w:t>
+      </w:r>
+    </w:p>
+    <w:tbl>
+      <w:tblPr>
+        <w:tblStyle w:val="TableGrid"/>
+        <w:tblW w:type="auto" w:w="0"/>
+        <w:jc w:val="center"/>
+        <w:tblLook w:firstColumn="1" w:firstRow="1" w:lastColumn="0" w:lastRow="0" w:noHBand="0" w:noVBand="1" w:val="04A0"/>
+      </w:tblPr>
+      <w:tblGrid>
+        <w:gridCol w:w="2880"/>
+        <w:gridCol w:w="2880"/>
+        <w:gridCol w:w="2880"/>
+      </w:tblGrid>
+      <w:tr>
+        <w:tc>
+          <w:tcPr>
+            <w:tcW w:type="dxa" w:w="2880"/>
+            <w:shd w:val="clear" w:color="auto" w:fill="1F3864"/>
+          </w:tcPr>
+          <w:p>
+            <w:r/>
+            <w:r>
+              <w:rPr>
+                <w:b/>
+                <w:color w:val="FFFFFF"/>
+                <w:sz w:val="20"/>
+              </w:rPr>
+              <w:t>Cenário</w:t>
+            </w:r>
+          </w:p>
+        </w:tc>
+        <w:tc>
+          <w:tcPr>
+            <w:tcW w:type="dxa" w:w="2880"/>
+            <w:shd w:val="clear" w:color="auto" w:fill="1F3864"/>
+          </w:tcPr>
+          <w:p>
+            <w:r/>
+            <w:r>
+              <w:rPr>
+                <w:b/>
+                <w:color w:val="FFFFFF"/>
+                <w:sz w:val="20"/>
+              </w:rPr>
+              <w:t>Por que eventos ajudam</w:t>
+            </w:r>
+          </w:p>
+        </w:tc>
+        <w:tc>
+          <w:tcPr>
+            <w:tcW w:type="dxa" w:w="2880"/>
+            <w:shd w:val="clear" w:color="auto" w:fill="1F3864"/>
+          </w:tcPr>
+          <w:p>
+            <w:r/>
+            <w:r>
+              <w:rPr>
+                <w:b/>
+                <w:color w:val="FFFFFF"/>
+                <w:sz w:val="20"/>
+              </w:rPr>
+              <w:t>Neste projeto</w:t>
+            </w:r>
+          </w:p>
+        </w:tc>
+      </w:tr>
+      <w:tr>
+        <w:tc>
+          <w:tcPr>
+            <w:tcW w:type="dxa" w:w="2880"/>
+          </w:tcPr>
+          <w:p>
+            <w:r/>
+            <w:r>
+              <w:rPr>
+                <w:sz w:val="20"/>
+              </w:rPr>
+              <w:t>Vários serviços reagem ao mesmo fato</w:t>
+            </w:r>
+          </w:p>
+        </w:tc>
+        <w:tc>
+          <w:tcPr>
+            <w:tcW w:type="dxa" w:w="2880"/>
+          </w:tcPr>
+          <w:p>
+            <w:r/>
+            <w:r>
+              <w:rPr>
+                <w:sz w:val="20"/>
+              </w:rPr>
+              <w:t>Fan-out sem o produtor conhecer ninguém</w:t>
+            </w:r>
+          </w:p>
+        </w:tc>
+        <w:tc>
+          <w:tcPr>
+            <w:tcW w:type="dxa" w:w="2880"/>
+          </w:tcPr>
+          <w:p>
+            <w:r/>
+            <w:r>
+              <w:rPr>
+                <w:sz w:val="20"/>
+              </w:rPr>
+              <w:t>task.completed -&gt; history e notification</w:t>
+            </w:r>
+          </w:p>
+        </w:tc>
+      </w:tr>
+      <w:tr>
+        <w:tc>
+          <w:tcPr>
+            <w:tcW w:type="dxa" w:w="2880"/>
+          </w:tcPr>
+          <w:p>
+            <w:r/>
+            <w:r>
+              <w:rPr>
+                <w:sz w:val="20"/>
+              </w:rPr>
+              <w:t>Efeito colateral não crítico para a resposta ao usuário</w:t>
+            </w:r>
+          </w:p>
+        </w:tc>
+        <w:tc>
+          <w:tcPr>
+            <w:tcW w:type="dxa" w:w="2880"/>
+          </w:tcPr>
+          <w:p>
+            <w:r/>
+            <w:r>
+              <w:rPr>
+                <w:sz w:val="20"/>
+              </w:rPr>
+              <w:t>Desacopla latência e disponibilidade</w:t>
+            </w:r>
+          </w:p>
+        </w:tc>
+        <w:tc>
+          <w:tcPr>
+            <w:tcW w:type="dxa" w:w="2880"/>
+          </w:tcPr>
+          <w:p>
+            <w:r/>
+            <w:r>
+              <w:rPr>
+                <w:sz w:val="20"/>
+              </w:rPr>
+              <w:t>Auditoria do histórico</w:t>
+            </w:r>
+          </w:p>
+        </w:tc>
+      </w:tr>
+      <w:tr>
+        <w:tc>
+          <w:tcPr>
+            <w:tcW w:type="dxa" w:w="2880"/>
+          </w:tcPr>
+          <w:p>
+            <w:r/>
+            <w:r>
+              <w:rPr>
+                <w:sz w:val="20"/>
+              </w:rPr>
+              <w:t>Picos de carga ou processamento lento</w:t>
+            </w:r>
+          </w:p>
+        </w:tc>
+        <w:tc>
+          <w:tcPr>
+            <w:tcW w:type="dxa" w:w="2880"/>
+          </w:tcPr>
+          <w:p>
+            <w:r/>
+            <w:r>
+              <w:rPr>
+                <w:sz w:val="20"/>
+              </w:rPr>
+              <w:t>Fila absorve e nivela</w:t>
+            </w:r>
+          </w:p>
+        </w:tc>
+        <w:tc>
+          <w:tcPr>
+            <w:tcW w:type="dxa" w:w="2880"/>
+          </w:tcPr>
+          <w:p>
+            <w:r/>
+            <w:r>
+              <w:rPr>
+                <w:sz w:val="20"/>
+              </w:rPr>
+              <w:t>Histórico e notificações</w:t>
+            </w:r>
+          </w:p>
+        </w:tc>
+      </w:tr>
+      <w:tr>
+        <w:tc>
+          <w:tcPr>
+            <w:tcW w:type="dxa" w:w="2880"/>
+          </w:tcPr>
+          <w:p>
+            <w:r/>
+            <w:r>
+              <w:rPr>
+                <w:sz w:val="20"/>
+              </w:rPr>
+              <w:t>Integração entre serviços com ciclos de deploy distintos</w:t>
+            </w:r>
+          </w:p>
+        </w:tc>
+        <w:tc>
+          <w:tcPr>
+            <w:tcW w:type="dxa" w:w="2880"/>
+          </w:tcPr>
+          <w:p>
+            <w:r/>
+            <w:r>
+              <w:rPr>
+                <w:sz w:val="20"/>
+              </w:rPr>
+              <w:t>Contrato estável em vez de chamadas diretas</w:t>
+            </w:r>
+          </w:p>
+        </w:tc>
+        <w:tc>
+          <w:tcPr>
+            <w:tcW w:type="dxa" w:w="2880"/>
+          </w:tcPr>
+          <w:p>
+            <w:r/>
+            <w:r>
+              <w:rPr>
+                <w:sz w:val="20"/>
+              </w:rPr>
+              <w:t>Serviços independentes</w:t>
+            </w:r>
+          </w:p>
+        </w:tc>
+      </w:tr>
+      <w:tr>
+        <w:tc>
+          <w:tcPr>
+            <w:tcW w:type="dxa" w:w="2880"/>
+          </w:tcPr>
+          <w:p>
+            <w:r/>
+            <w:r>
+              <w:rPr>
+                <w:sz w:val="20"/>
+              </w:rPr>
+              <w:t>Auditoria, trilha de eventos, projeções e métricas</w:t>
+            </w:r>
+          </w:p>
+        </w:tc>
+        <w:tc>
+          <w:tcPr>
+            <w:tcW w:type="dxa" w:w="2880"/>
+          </w:tcPr>
+          <w:p>
+            <w:r/>
+            <w:r>
+              <w:rPr>
+                <w:sz w:val="20"/>
+              </w:rPr>
+              <w:t>O evento é o próprio registro do fato</w:t>
+            </w:r>
+          </w:p>
+        </w:tc>
+        <w:tc>
+          <w:tcPr>
+            <w:tcW w:type="dxa" w:w="2880"/>
+          </w:tcPr>
+          <w:p>
+            <w:r/>
+            <w:r>
+              <w:rPr>
+                <w:sz w:val="20"/>
+              </w:rPr>
+              <w:t>task_history e estatísticas</w:t>
+            </w:r>
+          </w:p>
+        </w:tc>
+      </w:tr>
+    </w:tbl>
+    <w:p>
+      <w:pPr>
+        <w:spacing w:after="80"/>
+      </w:pPr>
+    </w:p>
+    <w:p>
+      <w:pPr>
+        <w:spacing w:after="160"/>
+      </w:pPr>
+      <w:r>
+        <w:rPr>
+          <w:b w:val="0"/>
+          <w:i w:val="0"/>
+          <w:sz w:val="22"/>
+        </w:rPr>
+        <w:t>Quando não é a melhor escolha: quando o chamador precisa da resposta agora para continuar (é o caso das consultas de histórico, que por isso continuam via Feign); em sistemas pequenos, CRUD simples, onde o custo do broker supera o ganho; ou quando é exigida consistência forte imediata entre os dados.</w:t>
+      </w:r>
+    </w:p>
+    <w:p>
+      <w:pPr>
+        <w:spacing w:after="160"/>
+      </w:pPr>
+      <w:r>
+        <w:rPr>
+          <w:b w:val="0"/>
+          <w:i/>
+          <w:sz w:val="22"/>
+        </w:rPr>
+        <w:t>Conclusão para este projeto: a extração do histórico é um candidato ideal — é auditoria auxiliar, tem múltiplos interessados potenciais e não deve segurar o fluxo principal. As leituras, por outro lado, permanecem síncronas.</w:t>
+      </w:r>
+    </w:p>
+    <w:p>
+      <w:pPr>
+        <w:pStyle w:val="Heading2"/>
+      </w:pPr>
+      <w:r>
+        <w:t>12.3 Topologia no RabbitMQ</w:t>
+      </w:r>
+    </w:p>
+    <w:p>
+      <w:pPr>
+        <w:spacing w:before="80" w:after="160"/>
+        <w:shd w:val="clear" w:color="auto" w:fill="F2F2F2"/>
+        <w:pBdr>
+          <w:top w:val="single" w:sz="6" w:space="4" w:color="BFBFBF"/>
+          <w:left w:val="single" w:sz="6" w:space="4" w:color="BFBFBF"/>
+          <w:bottom w:val="single" w:sz="6" w:space="4" w:color="BFBFBF"/>
+          <w:right w:val="single" w:sz="6" w:space="4" w:color="BFBFBF"/>
+        </w:pBdr>
+      </w:pPr>
+      <w:r>
+        <w:rPr>
+          <w:rFonts w:ascii="Consolas" w:hAnsi="Consolas"/>
+          <w:sz w:val="18"/>
+          <w:rFonts w:ascii="Consolas" w:hAnsi="Consolas"/>
+        </w:rPr>
+        <w:t>todo-api (produtor)</w:t>
+        <w:br/>
+      </w:r>
+      <w:r>
+        <w:rPr>
+          <w:rFonts w:ascii="Consolas" w:hAnsi="Consolas"/>
+          <w:sz w:val="18"/>
+          <w:rFonts w:ascii="Consolas" w:hAnsi="Consolas"/>
+        </w:rPr>
+        <w:t xml:space="preserve">  |  routing keys: task.created / task.updated / task.completed / task.deleted</w:t>
+        <w:br/>
+      </w:r>
+      <w:r>
+        <w:rPr>
+          <w:rFonts w:ascii="Consolas" w:hAnsi="Consolas"/>
+          <w:sz w:val="18"/>
+          <w:rFonts w:ascii="Consolas" w:hAnsi="Consolas"/>
+        </w:rPr>
+        <w:t xml:space="preserve">  v</w:t>
+        <w:br/>
+      </w:r>
+      <w:r>
+        <w:rPr>
+          <w:rFonts w:ascii="Consolas" w:hAnsi="Consolas"/>
+          <w:sz w:val="18"/>
+          <w:rFonts w:ascii="Consolas" w:hAnsi="Consolas"/>
+        </w:rPr>
+        <w:t>task.events  (topic exchange, durável)</w:t>
+        <w:br/>
+      </w:r>
+      <w:r>
+        <w:rPr>
+          <w:rFonts w:ascii="Consolas" w:hAnsi="Consolas"/>
+          <w:sz w:val="18"/>
+          <w:rFonts w:ascii="Consolas" w:hAnsi="Consolas"/>
+        </w:rPr>
+        <w:t xml:space="preserve">  |-- binding "task.*"       --&gt; history.task-events (fila)</w:t>
+        <w:br/>
+      </w:r>
+      <w:r>
+        <w:rPr>
+          <w:rFonts w:ascii="Consolas" w:hAnsi="Consolas"/>
+          <w:sz w:val="18"/>
+          <w:rFonts w:ascii="Consolas" w:hAnsi="Consolas"/>
+        </w:rPr>
+        <w:t xml:space="preserve">  |-- binding "task.completed" --&gt; notification.task-completed (fila)</w:t>
+        <w:br/>
+      </w:r>
+      <w:r>
+        <w:rPr>
+          <w:rFonts w:ascii="Consolas" w:hAnsi="Consolas"/>
+          <w:sz w:val="18"/>
+          <w:rFonts w:ascii="Consolas" w:hAnsi="Consolas"/>
+        </w:rPr>
+        <w:t xml:space="preserve"> </w:t>
+        <w:br/>
+      </w:r>
+      <w:r>
+        <w:rPr>
+          <w:rFonts w:ascii="Consolas" w:hAnsi="Consolas"/>
+          <w:sz w:val="18"/>
+          <w:rFonts w:ascii="Consolas" w:hAnsi="Consolas"/>
+        </w:rPr>
+        <w:t>history.task-events</w:t>
+        <w:br/>
+      </w:r>
+      <w:r>
+        <w:rPr>
+          <w:rFonts w:ascii="Consolas" w:hAnsi="Consolas"/>
+          <w:sz w:val="18"/>
+          <w:rFonts w:ascii="Consolas" w:hAnsi="Consolas"/>
+        </w:rPr>
+        <w:t xml:space="preserve">  |-- (rejeitada apos 3 tentativas)</w:t>
+        <w:br/>
+      </w:r>
+      <w:r>
+        <w:rPr>
+          <w:rFonts w:ascii="Consolas" w:hAnsi="Consolas"/>
+          <w:sz w:val="18"/>
+          <w:rFonts w:ascii="Consolas" w:hAnsi="Consolas"/>
+        </w:rPr>
+        <w:t xml:space="preserve">  v</w:t>
+        <w:br/>
+      </w:r>
+      <w:r>
+        <w:rPr>
+          <w:rFonts w:ascii="Consolas" w:hAnsi="Consolas"/>
+          <w:sz w:val="18"/>
+          <w:rFonts w:ascii="Consolas" w:hAnsi="Consolas"/>
+        </w:rPr>
+        <w:t>task.events.dlx  (direct exchange)</w:t>
+        <w:br/>
+      </w:r>
+      <w:r>
+        <w:rPr>
+          <w:rFonts w:ascii="Consolas" w:hAnsi="Consolas"/>
+          <w:sz w:val="18"/>
+          <w:rFonts w:ascii="Consolas" w:hAnsi="Consolas"/>
+        </w:rPr>
+        <w:t xml:space="preserve">  |-- binding --&gt; history.task-events.dlq (fila)</w:t>
+      </w:r>
+    </w:p>
+    <w:tbl>
+      <w:tblPr>
+        <w:tblStyle w:val="TableGrid"/>
+        <w:tblW w:type="auto" w:w="0"/>
+        <w:jc w:val="center"/>
+        <w:tblLook w:firstColumn="1" w:firstRow="1" w:lastColumn="0" w:lastRow="0" w:noHBand="0" w:noVBand="1" w:val="04A0"/>
+      </w:tblPr>
+      <w:tblGrid>
+        <w:gridCol w:w="2880"/>
+        <w:gridCol w:w="2880"/>
+        <w:gridCol w:w="2880"/>
+      </w:tblGrid>
+      <w:tr>
+        <w:tc>
+          <w:tcPr>
+            <w:tcW w:type="dxa" w:w="2880"/>
+            <w:shd w:val="clear" w:color="auto" w:fill="1F3864"/>
+          </w:tcPr>
+          <w:p>
+            <w:r/>
+            <w:r>
+              <w:rPr>
+                <w:b/>
+                <w:color w:val="FFFFFF"/>
+                <w:sz w:val="20"/>
+              </w:rPr>
+              <w:t>Elemento</w:t>
+            </w:r>
+          </w:p>
+        </w:tc>
+        <w:tc>
+          <w:tcPr>
+            <w:tcW w:type="dxa" w:w="2880"/>
+            <w:shd w:val="clear" w:color="auto" w:fill="1F3864"/>
+          </w:tcPr>
+          <w:p>
+            <w:r/>
+            <w:r>
+              <w:rPr>
+                <w:b/>
+                <w:color w:val="FFFFFF"/>
+                <w:sz w:val="20"/>
+              </w:rPr>
+              <w:t>Tipo</w:t>
+            </w:r>
+          </w:p>
+        </w:tc>
+        <w:tc>
+          <w:tcPr>
+            <w:tcW w:type="dxa" w:w="2880"/>
+            <w:shd w:val="clear" w:color="auto" w:fill="1F3864"/>
+          </w:tcPr>
+          <w:p>
+            <w:r/>
+            <w:r>
+              <w:rPr>
+                <w:b/>
+                <w:color w:val="FFFFFF"/>
+                <w:sz w:val="20"/>
+              </w:rPr>
+              <w:t>Função</w:t>
+            </w:r>
+          </w:p>
+        </w:tc>
+      </w:tr>
+      <w:tr>
+        <w:tc>
+          <w:tcPr>
+            <w:tcW w:type="dxa" w:w="2880"/>
+          </w:tcPr>
+          <w:p>
+            <w:r/>
+            <w:r>
+              <w:rPr>
+                <w:sz w:val="20"/>
+              </w:rPr>
+              <w:t>task.events</w:t>
+            </w:r>
+          </w:p>
+        </w:tc>
+        <w:tc>
+          <w:tcPr>
+            <w:tcW w:type="dxa" w:w="2880"/>
+          </w:tcPr>
+          <w:p>
+            <w:r/>
+            <w:r>
+              <w:rPr>
+                <w:sz w:val="20"/>
+              </w:rPr>
+              <w:t>Topic exchange (durável)</w:t>
+            </w:r>
+          </w:p>
+        </w:tc>
+        <w:tc>
+          <w:tcPr>
+            <w:tcW w:type="dxa" w:w="2880"/>
+          </w:tcPr>
+          <w:p>
+            <w:r/>
+            <w:r>
+              <w:rPr>
+                <w:sz w:val="20"/>
+              </w:rPr>
+              <w:t>Ponto de entrada de todos os eventos de task</w:t>
+            </w:r>
+          </w:p>
+        </w:tc>
+      </w:tr>
+      <w:tr>
+        <w:tc>
+          <w:tcPr>
+            <w:tcW w:type="dxa" w:w="2880"/>
+          </w:tcPr>
+          <w:p>
+            <w:r/>
+            <w:r>
+              <w:rPr>
+                <w:sz w:val="20"/>
+              </w:rPr>
+              <w:t>history.task-events</w:t>
+            </w:r>
+          </w:p>
+        </w:tc>
+        <w:tc>
+          <w:tcPr>
+            <w:tcW w:type="dxa" w:w="2880"/>
+          </w:tcPr>
+          <w:p>
+            <w:r/>
+            <w:r>
+              <w:rPr>
+                <w:sz w:val="20"/>
+              </w:rPr>
+              <w:t>Fila durável (binding task.*)</w:t>
+            </w:r>
+          </w:p>
+        </w:tc>
+        <w:tc>
+          <w:tcPr>
+            <w:tcW w:type="dxa" w:w="2880"/>
+          </w:tcPr>
+          <w:p>
+            <w:r/>
+            <w:r>
+              <w:rPr>
+                <w:sz w:val="20"/>
+              </w:rPr>
+              <w:t>Recebe todos os eventos, consumida pelo history-service</w:t>
+            </w:r>
+          </w:p>
+        </w:tc>
+      </w:tr>
+      <w:tr>
+        <w:tc>
+          <w:tcPr>
+            <w:tcW w:type="dxa" w:w="2880"/>
+          </w:tcPr>
+          <w:p>
+            <w:r/>
+            <w:r>
+              <w:rPr>
+                <w:sz w:val="20"/>
+              </w:rPr>
+              <w:t>notification.task-completed</w:t>
+            </w:r>
+          </w:p>
+        </w:tc>
+        <w:tc>
+          <w:tcPr>
+            <w:tcW w:type="dxa" w:w="2880"/>
+          </w:tcPr>
+          <w:p>
+            <w:r/>
+            <w:r>
+              <w:rPr>
+                <w:sz w:val="20"/>
+              </w:rPr>
+              <w:t>Fila durável (binding task.completed)</w:t>
+            </w:r>
+          </w:p>
+        </w:tc>
+        <w:tc>
+          <w:tcPr>
+            <w:tcW w:type="dxa" w:w="2880"/>
+          </w:tcPr>
+          <w:p>
+            <w:r/>
+            <w:r>
+              <w:rPr>
+                <w:sz w:val="20"/>
+              </w:rPr>
+              <w:t>Recebe apenas conclusões, consumida pelo notification-service</w:t>
+            </w:r>
+          </w:p>
+        </w:tc>
+      </w:tr>
+      <w:tr>
+        <w:tc>
+          <w:tcPr>
+            <w:tcW w:type="dxa" w:w="2880"/>
+          </w:tcPr>
+          <w:p>
+            <w:r/>
+            <w:r>
+              <w:rPr>
+                <w:sz w:val="20"/>
+              </w:rPr>
+              <w:t>task.events.dlx</w:t>
+            </w:r>
+          </w:p>
+        </w:tc>
+        <w:tc>
+          <w:tcPr>
+            <w:tcW w:type="dxa" w:w="2880"/>
+          </w:tcPr>
+          <w:p>
+            <w:r/>
+            <w:r>
+              <w:rPr>
+                <w:sz w:val="20"/>
+              </w:rPr>
+              <w:t>Direct exchange (durável)</w:t>
+            </w:r>
+          </w:p>
+        </w:tc>
+        <w:tc>
+          <w:tcPr>
+            <w:tcW w:type="dxa" w:w="2880"/>
+          </w:tcPr>
+          <w:p>
+            <w:r/>
+            <w:r>
+              <w:rPr>
+                <w:sz w:val="20"/>
+              </w:rPr>
+              <w:t>Dead Letter Exchange</w:t>
+            </w:r>
+          </w:p>
+        </w:tc>
+      </w:tr>
+      <w:tr>
+        <w:tc>
+          <w:tcPr>
+            <w:tcW w:type="dxa" w:w="2880"/>
+          </w:tcPr>
+          <w:p>
+            <w:r/>
+            <w:r>
+              <w:rPr>
+                <w:sz w:val="20"/>
+              </w:rPr>
+              <w:t>history.task-events.dlq</w:t>
+            </w:r>
+          </w:p>
+        </w:tc>
+        <w:tc>
+          <w:tcPr>
+            <w:tcW w:type="dxa" w:w="2880"/>
+          </w:tcPr>
+          <w:p>
+            <w:r/>
+            <w:r>
+              <w:rPr>
+                <w:sz w:val="20"/>
+              </w:rPr>
+              <w:t>Fila durável</w:t>
+            </w:r>
+          </w:p>
+        </w:tc>
+        <w:tc>
+          <w:tcPr>
+            <w:tcW w:type="dxa" w:w="2880"/>
+          </w:tcPr>
+          <w:p>
+            <w:r/>
+            <w:r>
+              <w:rPr>
+                <w:sz w:val="20"/>
+              </w:rPr>
+              <w:t>Guarda mensagens que falharam definitivamente</w:t>
+            </w:r>
+          </w:p>
+        </w:tc>
+      </w:tr>
+    </w:tbl>
+    <w:p>
+      <w:pPr>
+        <w:spacing w:after="80"/>
+      </w:pPr>
+    </w:p>
+    <w:p>
+      <w:pPr>
+        <w:spacing w:after="160"/>
+      </w:pPr>
+      <w:r>
+        <w:rPr>
+          <w:b w:val="0"/>
+          <w:i w:val="0"/>
+          <w:sz w:val="22"/>
+        </w:rPr>
+        <w:t>Quem consome é dono da própria fila; o produtor jamais referencia uma fila.</w:t>
+      </w:r>
+    </w:p>
+    <w:p>
+      <w:pPr>
+        <w:pStyle w:val="Heading2"/>
+      </w:pPr>
+      <w:r>
+        <w:t>12.4 Contrato da mensagem</w:t>
+      </w:r>
+    </w:p>
+    <w:p>
+      <w:pPr>
+        <w:spacing w:before="80" w:after="160"/>
+        <w:shd w:val="clear" w:color="auto" w:fill="F2F2F2"/>
+        <w:pBdr>
+          <w:top w:val="single" w:sz="6" w:space="4" w:color="BFBFBF"/>
+          <w:left w:val="single" w:sz="6" w:space="4" w:color="BFBFBF"/>
+          <w:bottom w:val="single" w:sz="6" w:space="4" w:color="BFBFBF"/>
+          <w:right w:val="single" w:sz="6" w:space="4" w:color="BFBFBF"/>
+        </w:pBdr>
+      </w:pPr>
+      <w:r>
+        <w:rPr>
+          <w:rFonts w:ascii="Consolas" w:hAnsi="Consolas"/>
+          <w:sz w:val="19"/>
+          <w:rFonts w:ascii="Consolas" w:hAnsi="Consolas"/>
+        </w:rPr>
+        <w:t>{</w:t>
+        <w:br/>
+      </w:r>
+      <w:r>
+        <w:rPr>
+          <w:rFonts w:ascii="Consolas" w:hAnsi="Consolas"/>
+          <w:sz w:val="19"/>
+          <w:rFonts w:ascii="Consolas" w:hAnsi="Consolas"/>
+        </w:rPr>
+        <w:t xml:space="preserve">  "eventId": "6c1c1f0e-8a52-4a53-a1b5-0f3c8a1f7a11",</w:t>
+        <w:br/>
+      </w:r>
+      <w:r>
+        <w:rPr>
+          <w:rFonts w:ascii="Consolas" w:hAnsi="Consolas"/>
+          <w:sz w:val="19"/>
+          <w:rFonts w:ascii="Consolas" w:hAnsi="Consolas"/>
+        </w:rPr>
+        <w:t xml:space="preserve">  "eventType": "COMPLETED",</w:t>
+        <w:br/>
+      </w:r>
+      <w:r>
+        <w:rPr>
+          <w:rFonts w:ascii="Consolas" w:hAnsi="Consolas"/>
+          <w:sz w:val="19"/>
+          <w:rFonts w:ascii="Consolas" w:hAnsi="Consolas"/>
+        </w:rPr>
+        <w:t xml:space="preserve">  "taskId": 42,</w:t>
+        <w:br/>
+      </w:r>
+      <w:r>
+        <w:rPr>
+          <w:rFonts w:ascii="Consolas" w:hAnsi="Consolas"/>
+          <w:sz w:val="19"/>
+          <w:rFonts w:ascii="Consolas" w:hAnsi="Consolas"/>
+        </w:rPr>
+        <w:t xml:space="preserve">  "titulo": "Estudar RabbitMQ",</w:t>
+        <w:br/>
+      </w:r>
+      <w:r>
+        <w:rPr>
+          <w:rFonts w:ascii="Consolas" w:hAnsi="Consolas"/>
+          <w:sz w:val="19"/>
+          <w:rFonts w:ascii="Consolas" w:hAnsi="Consolas"/>
+        </w:rPr>
+        <w:t xml:space="preserve">  "descricao": "TP4",</w:t>
+        <w:br/>
+      </w:r>
+      <w:r>
+        <w:rPr>
+          <w:rFonts w:ascii="Consolas" w:hAnsi="Consolas"/>
+          <w:sz w:val="19"/>
+          <w:rFonts w:ascii="Consolas" w:hAnsi="Consolas"/>
+        </w:rPr>
+        <w:t xml:space="preserve">  "completed": true,</w:t>
+        <w:br/>
+      </w:r>
+      <w:r>
+        <w:rPr>
+          <w:rFonts w:ascii="Consolas" w:hAnsi="Consolas"/>
+          <w:sz w:val="19"/>
+          <w:rFonts w:ascii="Consolas" w:hAnsi="Consolas"/>
+        </w:rPr>
+        <w:t xml:space="preserve">  "occurredAt": "2026-09-20T10:30:00"</w:t>
+        <w:br/>
+      </w:r>
+      <w:r>
+        <w:rPr>
+          <w:rFonts w:ascii="Consolas" w:hAnsi="Consolas"/>
+          <w:sz w:val="19"/>
+          <w:rFonts w:ascii="Consolas" w:hAnsi="Consolas"/>
+        </w:rPr>
+        <w:t>}</w:t>
+      </w:r>
+    </w:p>
+    <w:tbl>
+      <w:tblPr>
+        <w:tblStyle w:val="TableGrid"/>
+        <w:tblW w:type="auto" w:w="0"/>
+        <w:jc w:val="center"/>
+        <w:tblLook w:firstColumn="1" w:firstRow="1" w:lastColumn="0" w:lastRow="0" w:noHBand="0" w:noVBand="1" w:val="04A0"/>
+      </w:tblPr>
+      <w:tblGrid>
+        <w:gridCol w:w="4320"/>
+        <w:gridCol w:w="4320"/>
+      </w:tblGrid>
+      <w:tr>
+        <w:tc>
+          <w:tcPr>
+            <w:tcW w:type="dxa" w:w="4320"/>
+            <w:shd w:val="clear" w:color="auto" w:fill="1F3864"/>
+          </w:tcPr>
+          <w:p>
+            <w:r/>
+            <w:r>
+              <w:rPr>
+                <w:b/>
+                <w:color w:val="FFFFFF"/>
+                <w:sz w:val="20"/>
+              </w:rPr>
+              <w:t>Campo</w:t>
+            </w:r>
+          </w:p>
+        </w:tc>
+        <w:tc>
+          <w:tcPr>
+            <w:tcW w:type="dxa" w:w="4320"/>
+            <w:shd w:val="clear" w:color="auto" w:fill="1F3864"/>
+          </w:tcPr>
+          <w:p>
+            <w:r/>
+            <w:r>
+              <w:rPr>
+                <w:b/>
+                <w:color w:val="FFFFFF"/>
+                <w:sz w:val="20"/>
+              </w:rPr>
+              <w:t>Papel</w:t>
+            </w:r>
+          </w:p>
+        </w:tc>
+      </w:tr>
+      <w:tr>
+        <w:tc>
+          <w:tcPr>
+            <w:tcW w:type="dxa" w:w="4320"/>
+          </w:tcPr>
+          <w:p>
+            <w:r/>
+            <w:r>
+              <w:rPr>
+                <w:sz w:val="20"/>
+              </w:rPr>
+              <w:t>eventId</w:t>
+            </w:r>
+          </w:p>
+        </w:tc>
+        <w:tc>
+          <w:tcPr>
+            <w:tcW w:type="dxa" w:w="4320"/>
+          </w:tcPr>
+          <w:p>
+            <w:r/>
+            <w:r>
+              <w:rPr>
+                <w:sz w:val="20"/>
+              </w:rPr>
+              <w:t>UUID único por evento. Base da idempotência no consumidor.</w:t>
+            </w:r>
+          </w:p>
+        </w:tc>
+      </w:tr>
+      <w:tr>
+        <w:tc>
+          <w:tcPr>
+            <w:tcW w:type="dxa" w:w="4320"/>
+          </w:tcPr>
+          <w:p>
+            <w:r/>
+            <w:r>
+              <w:rPr>
+                <w:sz w:val="20"/>
+              </w:rPr>
+              <w:t>eventType</w:t>
+            </w:r>
+          </w:p>
+        </w:tc>
+        <w:tc>
+          <w:tcPr>
+            <w:tcW w:type="dxa" w:w="4320"/>
+          </w:tcPr>
+          <w:p>
+            <w:r/>
+            <w:r>
+              <w:rPr>
+                <w:sz w:val="20"/>
+              </w:rPr>
+              <w:t>CREATED, UPDATED, COMPLETED ou DELETED. A routing key é task. + tipo em minúsculas.</w:t>
+            </w:r>
+          </w:p>
+        </w:tc>
+      </w:tr>
+      <w:tr>
+        <w:tc>
+          <w:tcPr>
+            <w:tcW w:type="dxa" w:w="4320"/>
+          </w:tcPr>
+          <w:p>
+            <w:r/>
+            <w:r>
+              <w:rPr>
+                <w:sz w:val="20"/>
+              </w:rPr>
+              <w:t>taskId, titulo, descricao, completed</w:t>
+            </w:r>
+          </w:p>
+        </w:tc>
+        <w:tc>
+          <w:tcPr>
+            <w:tcW w:type="dxa" w:w="4320"/>
+          </w:tcPr>
+          <w:p>
+            <w:r/>
+            <w:r>
+              <w:rPr>
+                <w:sz w:val="20"/>
+              </w:rPr>
+              <w:t>Snapshot do estado da task no momento do evento.</w:t>
+            </w:r>
+          </w:p>
+        </w:tc>
+      </w:tr>
+      <w:tr>
+        <w:tc>
+          <w:tcPr>
+            <w:tcW w:type="dxa" w:w="4320"/>
+          </w:tcPr>
+          <w:p>
+            <w:r/>
+            <w:r>
+              <w:rPr>
+                <w:sz w:val="20"/>
+              </w:rPr>
+              <w:t>occurredAt</w:t>
+            </w:r>
+          </w:p>
+        </w:tc>
+        <w:tc>
+          <w:tcPr>
+            <w:tcW w:type="dxa" w:w="4320"/>
+          </w:tcPr>
+          <w:p>
+            <w:r/>
+            <w:r>
+              <w:rPr>
+                <w:sz w:val="20"/>
+              </w:rPr>
+              <w:t>Quando o fato ocorreu no produtor — usado pelo consumidor em vez do horário de chegada, para que a latência da fila não distorça métricas.</w:t>
+            </w:r>
+          </w:p>
+        </w:tc>
+      </w:tr>
+    </w:tbl>
+    <w:p>
+      <w:pPr>
+        <w:spacing w:after="80"/>
+      </w:pPr>
+    </w:p>
+    <w:p>
+      <w:pPr>
+        <w:spacing w:after="160"/>
+      </w:pPr>
+      <w:r>
+        <w:rPr>
+          <w:b w:val="0"/>
+          <w:i w:val="0"/>
+          <w:sz w:val="22"/>
+        </w:rPr>
+        <w:t>Sem biblioteca compartilhada: cada serviço define sua própria classe (record) para o evento. O acoplamento é só o JSON, protegido por testes de contrato nos dois lados (TaskEventMessageContractTest no todo-api e no history-service; TaskCompletedMessageTest no notification-service, que lê apenas os campos de que precisa — padrão Tolerant Reader).</w:t>
+      </w:r>
+    </w:p>
+    <w:p>
+      <w:pPr>
+        <w:pStyle w:val="Heading2"/>
+      </w:pPr>
+      <w:r>
+        <w:t>12.5 Padrões de mensagens implementados</w:t>
+      </w:r>
+    </w:p>
+    <w:tbl>
+      <w:tblPr>
+        <w:tblStyle w:val="TableGrid"/>
+        <w:tblW w:type="auto" w:w="0"/>
+        <w:jc w:val="center"/>
+        <w:tblLook w:firstColumn="1" w:firstRow="1" w:lastColumn="0" w:lastRow="0" w:noHBand="0" w:noVBand="1" w:val="04A0"/>
+      </w:tblPr>
+      <w:tblGrid>
+        <w:gridCol w:w="2880"/>
+        <w:gridCol w:w="2880"/>
+        <w:gridCol w:w="2880"/>
+      </w:tblGrid>
+      <w:tr>
+        <w:tc>
+          <w:tcPr>
+            <w:tcW w:type="dxa" w:w="2880"/>
+            <w:shd w:val="clear" w:color="auto" w:fill="1F3864"/>
+          </w:tcPr>
+          <w:p>
+            <w:r/>
+            <w:r>
+              <w:rPr>
+                <w:b/>
+                <w:color w:val="FFFFFF"/>
+                <w:sz w:val="20"/>
+              </w:rPr>
+              <w:t>#</w:t>
+            </w:r>
+          </w:p>
+        </w:tc>
+        <w:tc>
+          <w:tcPr>
+            <w:tcW w:type="dxa" w:w="2880"/>
+            <w:shd w:val="clear" w:color="auto" w:fill="1F3864"/>
+          </w:tcPr>
+          <w:p>
+            <w:r/>
+            <w:r>
+              <w:rPr>
+                <w:b/>
+                <w:color w:val="FFFFFF"/>
+                <w:sz w:val="20"/>
+              </w:rPr>
+              <w:t>Padrão</w:t>
+            </w:r>
+          </w:p>
+        </w:tc>
+        <w:tc>
+          <w:tcPr>
+            <w:tcW w:type="dxa" w:w="2880"/>
+            <w:shd w:val="clear" w:color="auto" w:fill="1F3864"/>
+          </w:tcPr>
+          <w:p>
+            <w:r/>
+            <w:r>
+              <w:rPr>
+                <w:b/>
+                <w:color w:val="FFFFFF"/>
+                <w:sz w:val="20"/>
+              </w:rPr>
+              <w:t>Onde</w:t>
+            </w:r>
+          </w:p>
+        </w:tc>
+      </w:tr>
+      <w:tr>
+        <w:tc>
+          <w:tcPr>
+            <w:tcW w:type="dxa" w:w="2880"/>
+          </w:tcPr>
+          <w:p>
+            <w:r/>
+            <w:r>
+              <w:rPr>
+                <w:sz w:val="20"/>
+              </w:rPr>
+              <w:t>1</w:t>
+            </w:r>
+          </w:p>
+        </w:tc>
+        <w:tc>
+          <w:tcPr>
+            <w:tcW w:type="dxa" w:w="2880"/>
+          </w:tcPr>
+          <w:p>
+            <w:r/>
+            <w:r>
+              <w:rPr>
+                <w:sz w:val="20"/>
+              </w:rPr>
+              <w:t>Publish/Subscribe com roteamento por tópico</w:t>
+            </w:r>
+          </w:p>
+        </w:tc>
+        <w:tc>
+          <w:tcPr>
+            <w:tcW w:type="dxa" w:w="2880"/>
+          </w:tcPr>
+          <w:p>
+            <w:r/>
+            <w:r>
+              <w:rPr>
+                <w:sz w:val="20"/>
+              </w:rPr>
+              <w:t>Exchange task.events + bindings task.* e task.completed</w:t>
+            </w:r>
+          </w:p>
+        </w:tc>
+      </w:tr>
+      <w:tr>
+        <w:tc>
+          <w:tcPr>
+            <w:tcW w:type="dxa" w:w="2880"/>
+          </w:tcPr>
+          <w:p>
+            <w:r/>
+            <w:r>
+              <w:rPr>
+                <w:sz w:val="20"/>
+              </w:rPr>
+              <w:t>2</w:t>
+            </w:r>
+          </w:p>
+        </w:tc>
+        <w:tc>
+          <w:tcPr>
+            <w:tcW w:type="dxa" w:w="2880"/>
+          </w:tcPr>
+          <w:p>
+            <w:r/>
+            <w:r>
+              <w:rPr>
+                <w:sz w:val="20"/>
+              </w:rPr>
+              <w:t>Fan-out para múltiplos consumidores independentes</w:t>
+            </w:r>
+          </w:p>
+        </w:tc>
+        <w:tc>
+          <w:tcPr>
+            <w:tcW w:type="dxa" w:w="2880"/>
+          </w:tcPr>
+          <w:p>
+            <w:r/>
+            <w:r>
+              <w:rPr>
+                <w:sz w:val="20"/>
+              </w:rPr>
+              <w:t>history.task-events e notification.task-completed</w:t>
+            </w:r>
+          </w:p>
+        </w:tc>
+      </w:tr>
+      <w:tr>
+        <w:tc>
+          <w:tcPr>
+            <w:tcW w:type="dxa" w:w="2880"/>
+          </w:tcPr>
+          <w:p>
+            <w:r/>
+            <w:r>
+              <w:rPr>
+                <w:sz w:val="20"/>
+              </w:rPr>
+              <w:t>3</w:t>
+            </w:r>
+          </w:p>
+        </w:tc>
+        <w:tc>
+          <w:tcPr>
+            <w:tcW w:type="dxa" w:w="2880"/>
+          </w:tcPr>
+          <w:p>
+            <w:r/>
+            <w:r>
+              <w:rPr>
+                <w:sz w:val="20"/>
+              </w:rPr>
+              <w:t>Event-Carried State Transfer</w:t>
+            </w:r>
+          </w:p>
+        </w:tc>
+        <w:tc>
+          <w:tcPr>
+            <w:tcW w:type="dxa" w:w="2880"/>
+          </w:tcPr>
+          <w:p>
+            <w:r/>
+            <w:r>
+              <w:rPr>
+                <w:sz w:val="20"/>
+              </w:rPr>
+              <w:t>Payload com snapshot da task</w:t>
+            </w:r>
+          </w:p>
+        </w:tc>
+      </w:tr>
+      <w:tr>
+        <w:tc>
+          <w:tcPr>
+            <w:tcW w:type="dxa" w:w="2880"/>
+          </w:tcPr>
+          <w:p>
+            <w:r/>
+            <w:r>
+              <w:rPr>
+                <w:sz w:val="20"/>
+              </w:rPr>
+              <w:t>4</w:t>
+            </w:r>
+          </w:p>
+        </w:tc>
+        <w:tc>
+          <w:tcPr>
+            <w:tcW w:type="dxa" w:w="2880"/>
+          </w:tcPr>
+          <w:p>
+            <w:r/>
+            <w:r>
+              <w:rPr>
+                <w:sz w:val="20"/>
+              </w:rPr>
+              <w:t>Competing Consumers (work queue)</w:t>
+            </w:r>
+          </w:p>
+        </w:tc>
+        <w:tc>
+          <w:tcPr>
+            <w:tcW w:type="dxa" w:w="2880"/>
+          </w:tcPr>
+          <w:p>
+            <w:r/>
+            <w:r>
+              <w:rPr>
+                <w:sz w:val="20"/>
+              </w:rPr>
+              <w:t>Várias instâncias de history-service na mesma fila</w:t>
+            </w:r>
+          </w:p>
+        </w:tc>
+      </w:tr>
+      <w:tr>
+        <w:tc>
+          <w:tcPr>
+            <w:tcW w:type="dxa" w:w="2880"/>
+          </w:tcPr>
+          <w:p>
+            <w:r/>
+            <w:r>
+              <w:rPr>
+                <w:sz w:val="20"/>
+              </w:rPr>
+              <w:t>5</w:t>
+            </w:r>
+          </w:p>
+        </w:tc>
+        <w:tc>
+          <w:tcPr>
+            <w:tcW w:type="dxa" w:w="2880"/>
+          </w:tcPr>
+          <w:p>
+            <w:r/>
+            <w:r>
+              <w:rPr>
+                <w:sz w:val="20"/>
+              </w:rPr>
+              <w:t>Retry com backoff exponencial</w:t>
+            </w:r>
+          </w:p>
+        </w:tc>
+        <w:tc>
+          <w:tcPr>
+            <w:tcW w:type="dxa" w:w="2880"/>
+          </w:tcPr>
+          <w:p>
+            <w:r/>
+            <w:r>
+              <w:rPr>
+                <w:sz w:val="20"/>
+              </w:rPr>
+              <w:t>3 tentativas: imediata, +1s, +2s</w:t>
+            </w:r>
+          </w:p>
+        </w:tc>
+      </w:tr>
+      <w:tr>
+        <w:tc>
+          <w:tcPr>
+            <w:tcW w:type="dxa" w:w="2880"/>
+          </w:tcPr>
+          <w:p>
+            <w:r/>
+            <w:r>
+              <w:rPr>
+                <w:sz w:val="20"/>
+              </w:rPr>
+              <w:t>6</w:t>
+            </w:r>
+          </w:p>
+        </w:tc>
+        <w:tc>
+          <w:tcPr>
+            <w:tcW w:type="dxa" w:w="2880"/>
+          </w:tcPr>
+          <w:p>
+            <w:r/>
+            <w:r>
+              <w:rPr>
+                <w:sz w:val="20"/>
+              </w:rPr>
+              <w:t>Dead Letter Queue (DLQ)</w:t>
+            </w:r>
+          </w:p>
+        </w:tc>
+        <w:tc>
+          <w:tcPr>
+            <w:tcW w:type="dxa" w:w="2880"/>
+          </w:tcPr>
+          <w:p>
+            <w:r/>
+            <w:r>
+              <w:rPr>
+                <w:sz w:val="20"/>
+              </w:rPr>
+              <w:t>task.events.dlx -&gt; history.task-events.dlq</w:t>
+            </w:r>
+          </w:p>
+        </w:tc>
+      </w:tr>
+      <w:tr>
+        <w:tc>
+          <w:tcPr>
+            <w:tcW w:type="dxa" w:w="2880"/>
+          </w:tcPr>
+          <w:p>
+            <w:r/>
+            <w:r>
+              <w:rPr>
+                <w:sz w:val="20"/>
+              </w:rPr>
+              <w:t>7</w:t>
+            </w:r>
+          </w:p>
+        </w:tc>
+        <w:tc>
+          <w:tcPr>
+            <w:tcW w:type="dxa" w:w="2880"/>
+          </w:tcPr>
+          <w:p>
+            <w:r/>
+            <w:r>
+              <w:rPr>
+                <w:sz w:val="20"/>
+              </w:rPr>
+              <w:t>Idempotent Consumer</w:t>
+            </w:r>
+          </w:p>
+        </w:tc>
+        <w:tc>
+          <w:tcPr>
+            <w:tcW w:type="dxa" w:w="2880"/>
+          </w:tcPr>
+          <w:p>
+            <w:r/>
+            <w:r>
+              <w:rPr>
+                <w:sz w:val="20"/>
+              </w:rPr>
+              <w:t>event_id único em task_history + existsByEventId</w:t>
+            </w:r>
+          </w:p>
+        </w:tc>
+      </w:tr>
+      <w:tr>
+        <w:tc>
+          <w:tcPr>
+            <w:tcW w:type="dxa" w:w="2880"/>
+          </w:tcPr>
+          <w:p>
+            <w:r/>
+            <w:r>
+              <w:rPr>
+                <w:sz w:val="20"/>
+              </w:rPr>
+              <w:t>8</w:t>
+            </w:r>
+          </w:p>
+        </w:tc>
+        <w:tc>
+          <w:tcPr>
+            <w:tcW w:type="dxa" w:w="2880"/>
+          </w:tcPr>
+          <w:p>
+            <w:r/>
+            <w:r>
+              <w:rPr>
+                <w:sz w:val="20"/>
+              </w:rPr>
+              <w:t>Publish after commit</w:t>
+            </w:r>
+          </w:p>
+        </w:tc>
+        <w:tc>
+          <w:tcPr>
+            <w:tcW w:type="dxa" w:w="2880"/>
+          </w:tcPr>
+          <w:p>
+            <w:r/>
+            <w:r>
+              <w:rPr>
+                <w:sz w:val="20"/>
+              </w:rPr>
+              <w:t>@TransactionalEventListener(AFTER_COMMIT)</w:t>
+            </w:r>
+          </w:p>
+        </w:tc>
+      </w:tr>
+      <w:tr>
+        <w:tc>
+          <w:tcPr>
+            <w:tcW w:type="dxa" w:w="2880"/>
+          </w:tcPr>
+          <w:p>
+            <w:r/>
+            <w:r>
+              <w:rPr>
+                <w:sz w:val="20"/>
+              </w:rPr>
+              <w:t>9</w:t>
+            </w:r>
+          </w:p>
+        </w:tc>
+        <w:tc>
+          <w:tcPr>
+            <w:tcW w:type="dxa" w:w="2880"/>
+          </w:tcPr>
+          <w:p>
+            <w:r/>
+            <w:r>
+              <w:rPr>
+                <w:sz w:val="20"/>
+              </w:rPr>
+              <w:t>Tolerant Reader</w:t>
+            </w:r>
+          </w:p>
+        </w:tc>
+        <w:tc>
+          <w:tcPr>
+            <w:tcW w:type="dxa" w:w="2880"/>
+          </w:tcPr>
+          <w:p>
+            <w:r/>
+            <w:r>
+              <w:rPr>
+                <w:sz w:val="20"/>
+              </w:rPr>
+              <w:t>@JsonIgnoreProperties(ignoreUnknown = true)</w:t>
+            </w:r>
+          </w:p>
+        </w:tc>
+      </w:tr>
+    </w:tbl>
+    <w:p>
+      <w:pPr>
+        <w:spacing w:after="80"/>
+      </w:pPr>
+    </w:p>
+    <w:p>
+      <w:pPr>
+        <w:pStyle w:val="Heading2"/>
+      </w:pPr>
+      <w:r>
+        <w:t>12.6 Implementação com Spring Boot</w:t>
+      </w:r>
+    </w:p>
+    <w:p>
+      <w:pPr>
+        <w:spacing w:after="160"/>
+      </w:pPr>
+      <w:r>
+        <w:rPr>
+          <w:b w:val="0"/>
+          <w:i w:val="0"/>
+          <w:sz w:val="22"/>
+        </w:rPr>
+        <w:t>O Spring Boot elimina praticamente todo o código de baixo nível do cliente AMQP:</w:t>
+      </w:r>
+    </w:p>
+    <w:tbl>
+      <w:tblPr>
+        <w:tblStyle w:val="TableGrid"/>
+        <w:tblW w:type="auto" w:w="0"/>
+        <w:jc w:val="center"/>
+        <w:tblLook w:firstColumn="1" w:firstRow="1" w:lastColumn="0" w:lastRow="0" w:noHBand="0" w:noVBand="1" w:val="04A0"/>
+      </w:tblPr>
+      <w:tblGrid>
+        <w:gridCol w:w="4320"/>
+        <w:gridCol w:w="4320"/>
+      </w:tblGrid>
+      <w:tr>
+        <w:tc>
+          <w:tcPr>
+            <w:tcW w:type="dxa" w:w="4320"/>
+            <w:shd w:val="clear" w:color="auto" w:fill="1F3864"/>
+          </w:tcPr>
+          <w:p>
+            <w:r/>
+            <w:r>
+              <w:rPr>
+                <w:b/>
+                <w:color w:val="FFFFFF"/>
+                <w:sz w:val="20"/>
+              </w:rPr>
+              <w:t>Necessidade</w:t>
+            </w:r>
+          </w:p>
+        </w:tc>
+        <w:tc>
+          <w:tcPr>
+            <w:tcW w:type="dxa" w:w="4320"/>
+            <w:shd w:val="clear" w:color="auto" w:fill="1F3864"/>
+          </w:tcPr>
+          <w:p>
+            <w:r/>
+            <w:r>
+              <w:rPr>
+                <w:b/>
+                <w:color w:val="FFFFFF"/>
+                <w:sz w:val="20"/>
+              </w:rPr>
+              <w:t>Abstração usada</w:t>
+            </w:r>
+          </w:p>
+        </w:tc>
+      </w:tr>
+      <w:tr>
+        <w:tc>
+          <w:tcPr>
+            <w:tcW w:type="dxa" w:w="4320"/>
+          </w:tcPr>
+          <w:p>
+            <w:r/>
+            <w:r>
+              <w:rPr>
+                <w:sz w:val="20"/>
+              </w:rPr>
+              <w:t>Dependência e autoconfiguração</w:t>
+            </w:r>
+          </w:p>
+        </w:tc>
+        <w:tc>
+          <w:tcPr>
+            <w:tcW w:type="dxa" w:w="4320"/>
+          </w:tcPr>
+          <w:p>
+            <w:r/>
+            <w:r>
+              <w:rPr>
+                <w:sz w:val="20"/>
+              </w:rPr>
+              <w:t>spring-boot-starter-amqp</w:t>
+            </w:r>
+          </w:p>
+        </w:tc>
+      </w:tr>
+      <w:tr>
+        <w:tc>
+          <w:tcPr>
+            <w:tcW w:type="dxa" w:w="4320"/>
+          </w:tcPr>
+          <w:p>
+            <w:r/>
+            <w:r>
+              <w:rPr>
+                <w:sz w:val="20"/>
+              </w:rPr>
+              <w:t>Conexão com o broker</w:t>
+            </w:r>
+          </w:p>
+        </w:tc>
+        <w:tc>
+          <w:tcPr>
+            <w:tcW w:type="dxa" w:w="4320"/>
+          </w:tcPr>
+          <w:p>
+            <w:r/>
+            <w:r>
+              <w:rPr>
+                <w:sz w:val="20"/>
+              </w:rPr>
+              <w:t>spring.rabbitmq.* (autoconfigura ConnectionFactory, RabbitTemplate, RabbitAdmin)</w:t>
+            </w:r>
+          </w:p>
+        </w:tc>
+      </w:tr>
+      <w:tr>
+        <w:tc>
+          <w:tcPr>
+            <w:tcW w:type="dxa" w:w="4320"/>
+          </w:tcPr>
+          <w:p>
+            <w:r/>
+            <w:r>
+              <w:rPr>
+                <w:sz w:val="20"/>
+              </w:rPr>
+              <w:t>Declaração da topologia</w:t>
+            </w:r>
+          </w:p>
+        </w:tc>
+        <w:tc>
+          <w:tcPr>
+            <w:tcW w:type="dxa" w:w="4320"/>
+          </w:tcPr>
+          <w:p>
+            <w:r/>
+            <w:r>
+              <w:rPr>
+                <w:sz w:val="20"/>
+              </w:rPr>
+              <w:t>Beans TopicExchange, Queue, Binding</w:t>
+            </w:r>
+          </w:p>
+        </w:tc>
+      </w:tr>
+      <w:tr>
+        <w:tc>
+          <w:tcPr>
+            <w:tcW w:type="dxa" w:w="4320"/>
+          </w:tcPr>
+          <w:p>
+            <w:r/>
+            <w:r>
+              <w:rPr>
+                <w:sz w:val="20"/>
+              </w:rPr>
+              <w:t>Publicar</w:t>
+            </w:r>
+          </w:p>
+        </w:tc>
+        <w:tc>
+          <w:tcPr>
+            <w:tcW w:type="dxa" w:w="4320"/>
+          </w:tcPr>
+          <w:p>
+            <w:r/>
+            <w:r>
+              <w:rPr>
+                <w:sz w:val="20"/>
+              </w:rPr>
+              <w:t>RabbitTemplate.convertAndSend</w:t>
+            </w:r>
+          </w:p>
+        </w:tc>
+      </w:tr>
+      <w:tr>
+        <w:tc>
+          <w:tcPr>
+            <w:tcW w:type="dxa" w:w="4320"/>
+          </w:tcPr>
+          <w:p>
+            <w:r/>
+            <w:r>
+              <w:rPr>
+                <w:sz w:val="20"/>
+              </w:rPr>
+              <w:t>Consumir</w:t>
+            </w:r>
+          </w:p>
+        </w:tc>
+        <w:tc>
+          <w:tcPr>
+            <w:tcW w:type="dxa" w:w="4320"/>
+          </w:tcPr>
+          <w:p>
+            <w:r/>
+            <w:r>
+              <w:rPr>
+                <w:sz w:val="20"/>
+              </w:rPr>
+              <w:t>@RabbitListener(queues = ...)</w:t>
+            </w:r>
+          </w:p>
+        </w:tc>
+      </w:tr>
+      <w:tr>
+        <w:tc>
+          <w:tcPr>
+            <w:tcW w:type="dxa" w:w="4320"/>
+          </w:tcPr>
+          <w:p>
+            <w:r/>
+            <w:r>
+              <w:rPr>
+                <w:sz w:val="20"/>
+              </w:rPr>
+              <w:t>JSON em vez de serialização Java</w:t>
+            </w:r>
+          </w:p>
+        </w:tc>
+        <w:tc>
+          <w:tcPr>
+            <w:tcW w:type="dxa" w:w="4320"/>
+          </w:tcPr>
+          <w:p>
+            <w:r/>
+            <w:r>
+              <w:rPr>
+                <w:sz w:val="20"/>
+              </w:rPr>
+              <w:t>Bean Jackson2JsonMessageConverter</w:t>
+            </w:r>
+          </w:p>
+        </w:tc>
+      </w:tr>
+      <w:tr>
+        <w:tc>
+          <w:tcPr>
+            <w:tcW w:type="dxa" w:w="4320"/>
+          </w:tcPr>
+          <w:p>
+            <w:r/>
+            <w:r>
+              <w:rPr>
+                <w:sz w:val="20"/>
+              </w:rPr>
+              <w:t>Retry/backoff e DLQ</w:t>
+            </w:r>
+          </w:p>
+        </w:tc>
+        <w:tc>
+          <w:tcPr>
+            <w:tcW w:type="dxa" w:w="4320"/>
+          </w:tcPr>
+          <w:p>
+            <w:r/>
+            <w:r>
+              <w:rPr>
+                <w:sz w:val="20"/>
+              </w:rPr>
+              <w:t>Propriedades spring.rabbitmq.listener.simple.retry.* + default-requeue-rejected=false</w:t>
+            </w:r>
+          </w:p>
+        </w:tc>
+      </w:tr>
+      <w:tr>
+        <w:tc>
+          <w:tcPr>
+            <w:tcW w:type="dxa" w:w="4320"/>
+          </w:tcPr>
+          <w:p>
+            <w:r/>
+            <w:r>
+              <w:rPr>
+                <w:sz w:val="20"/>
+              </w:rPr>
+              <w:t>Publicar somente após commit</w:t>
+            </w:r>
+          </w:p>
+        </w:tc>
+        <w:tc>
+          <w:tcPr>
+            <w:tcW w:type="dxa" w:w="4320"/>
+          </w:tcPr>
+          <w:p>
+            <w:r/>
+            <w:r>
+              <w:rPr>
+                <w:sz w:val="20"/>
+              </w:rPr>
+              <w:t>@TransactionalEventListener(phase = AFTER_COMMIT) + ApplicationEventPublisher</w:t>
+            </w:r>
+          </w:p>
+        </w:tc>
+      </w:tr>
+    </w:tbl>
+    <w:p>
+      <w:pPr>
+        <w:spacing w:after="80"/>
+      </w:pPr>
+    </w:p>
+    <w:p>
+      <w:pPr>
+        <w:spacing w:after="160"/>
+      </w:pPr>
+      <w:r>
+        <w:rPr>
+          <w:b w:val="0"/>
+          <w:i w:val="0"/>
+          <w:sz w:val="22"/>
+        </w:rPr>
+        <w:t>Refatoração do TaskService — antes chamava historyClient.registrarEvento(...) dentro de um try/catch; agora apenas emite o evento de domínio:</w:t>
+      </w:r>
+    </w:p>
+    <w:p>
+      <w:pPr>
+        <w:spacing w:before="80" w:after="160"/>
+        <w:shd w:val="clear" w:color="auto" w:fill="F2F2F2"/>
+        <w:pBdr>
+          <w:top w:val="single" w:sz="6" w:space="4" w:color="BFBFBF"/>
+          <w:left w:val="single" w:sz="6" w:space="4" w:color="BFBFBF"/>
+          <w:bottom w:val="single" w:sz="6" w:space="4" w:color="BFBFBF"/>
+          <w:right w:val="single" w:sz="6" w:space="4" w:color="BFBFBF"/>
+        </w:pBdr>
+      </w:pPr>
+      <w:r>
+        <w:rPr>
+          <w:rFonts w:ascii="Consolas" w:hAnsi="Consolas"/>
+          <w:sz w:val="19"/>
+          <w:rFonts w:ascii="Consolas" w:hAnsi="Consolas"/>
+        </w:rPr>
+        <w:t>private void publicarEvento(Task task, TaskAction action) {</w:t>
+        <w:br/>
+      </w:r>
+      <w:r>
+        <w:rPr>
+          <w:rFonts w:ascii="Consolas" w:hAnsi="Consolas"/>
+          <w:sz w:val="19"/>
+          <w:rFonts w:ascii="Consolas" w:hAnsi="Consolas"/>
+        </w:rPr>
+        <w:t xml:space="preserve">    eventPublisher.publishEvent(TaskEventMessage.of(action, task));</w:t>
+        <w:br/>
+      </w:r>
+      <w:r>
+        <w:rPr>
+          <w:rFonts w:ascii="Consolas" w:hAnsi="Consolas"/>
+          <w:sz w:val="19"/>
+          <w:rFonts w:ascii="Consolas" w:hAnsi="Consolas"/>
+        </w:rPr>
+        <w:t>}</w:t>
+      </w:r>
+    </w:p>
+    <w:p>
+      <w:pPr>
+        <w:spacing w:after="160"/>
+      </w:pPr>
+      <w:r>
+        <w:rPr>
+          <w:b w:val="0"/>
+          <w:i w:val="0"/>
+          <w:sz w:val="22"/>
+        </w:rPr>
+        <w:t>O TaskEventPublisher intercepta esse evento e só o envia ao broker depois do commit:</w:t>
+      </w:r>
+    </w:p>
+    <w:p>
+      <w:pPr>
+        <w:spacing w:before="80" w:after="160"/>
+        <w:shd w:val="clear" w:color="auto" w:fill="F2F2F2"/>
+        <w:pBdr>
+          <w:top w:val="single" w:sz="6" w:space="4" w:color="BFBFBF"/>
+          <w:left w:val="single" w:sz="6" w:space="4" w:color="BFBFBF"/>
+          <w:bottom w:val="single" w:sz="6" w:space="4" w:color="BFBFBF"/>
+          <w:right w:val="single" w:sz="6" w:space="4" w:color="BFBFBF"/>
+        </w:pBdr>
+      </w:pPr>
+      <w:r>
+        <w:rPr>
+          <w:rFonts w:ascii="Consolas" w:hAnsi="Consolas"/>
+          <w:sz w:val="19"/>
+          <w:rFonts w:ascii="Consolas" w:hAnsi="Consolas"/>
+        </w:rPr>
+        <w:t>@Component</w:t>
+        <w:br/>
+      </w:r>
+      <w:r>
+        <w:rPr>
+          <w:rFonts w:ascii="Consolas" w:hAnsi="Consolas"/>
+          <w:sz w:val="19"/>
+          <w:rFonts w:ascii="Consolas" w:hAnsi="Consolas"/>
+        </w:rPr>
+        <w:t>public class TaskEventPublisher {</w:t>
+        <w:br/>
+      </w:r>
+      <w:r>
+        <w:rPr>
+          <w:rFonts w:ascii="Consolas" w:hAnsi="Consolas"/>
+          <w:sz w:val="19"/>
+          <w:rFonts w:ascii="Consolas" w:hAnsi="Consolas"/>
+        </w:rPr>
+        <w:t xml:space="preserve">    private final RabbitTemplate rabbitTemplate;</w:t>
+        <w:br/>
+      </w:r>
+      <w:r>
+        <w:rPr>
+          <w:rFonts w:ascii="Consolas" w:hAnsi="Consolas"/>
+          <w:sz w:val="19"/>
+          <w:rFonts w:ascii="Consolas" w:hAnsi="Consolas"/>
+        </w:rPr>
+        <w:t xml:space="preserve"> </w:t>
+        <w:br/>
+      </w:r>
+      <w:r>
+        <w:rPr>
+          <w:rFonts w:ascii="Consolas" w:hAnsi="Consolas"/>
+          <w:sz w:val="19"/>
+          <w:rFonts w:ascii="Consolas" w:hAnsi="Consolas"/>
+        </w:rPr>
+        <w:t xml:space="preserve">    @TransactionalEventListener(phase = TransactionPhase.AFTER_COMMIT, fallbackExecution = true)</w:t>
+        <w:br/>
+      </w:r>
+      <w:r>
+        <w:rPr>
+          <w:rFonts w:ascii="Consolas" w:hAnsi="Consolas"/>
+          <w:sz w:val="19"/>
+          <w:rFonts w:ascii="Consolas" w:hAnsi="Consolas"/>
+        </w:rPr>
+        <w:t xml:space="preserve">    public void publicar(TaskEventMessage event) {</w:t>
+        <w:br/>
+      </w:r>
+      <w:r>
+        <w:rPr>
+          <w:rFonts w:ascii="Consolas" w:hAnsi="Consolas"/>
+          <w:sz w:val="19"/>
+          <w:rFonts w:ascii="Consolas" w:hAnsi="Consolas"/>
+        </w:rPr>
+        <w:t xml:space="preserve">        String routingKey = "task." + event.eventType().toLowerCase();</w:t>
+        <w:br/>
+      </w:r>
+      <w:r>
+        <w:rPr>
+          <w:rFonts w:ascii="Consolas" w:hAnsi="Consolas"/>
+          <w:sz w:val="19"/>
+          <w:rFonts w:ascii="Consolas" w:hAnsi="Consolas"/>
+        </w:rPr>
+        <w:t xml:space="preserve">        try {</w:t>
+        <w:br/>
+      </w:r>
+      <w:r>
+        <w:rPr>
+          <w:rFonts w:ascii="Consolas" w:hAnsi="Consolas"/>
+          <w:sz w:val="19"/>
+          <w:rFonts w:ascii="Consolas" w:hAnsi="Consolas"/>
+        </w:rPr>
+        <w:t xml:space="preserve">            rabbitTemplate.convertAndSend("task.events", routingKey, event);</w:t>
+        <w:br/>
+      </w:r>
+      <w:r>
+        <w:rPr>
+          <w:rFonts w:ascii="Consolas" w:hAnsi="Consolas"/>
+          <w:sz w:val="19"/>
+          <w:rFonts w:ascii="Consolas" w:hAnsi="Consolas"/>
+        </w:rPr>
+        <w:t xml:space="preserve">        } catch (AmqpException ex) {</w:t>
+        <w:br/>
+      </w:r>
+      <w:r>
+        <w:rPr>
+          <w:rFonts w:ascii="Consolas" w:hAnsi="Consolas"/>
+          <w:sz w:val="19"/>
+          <w:rFonts w:ascii="Consolas" w:hAnsi="Consolas"/>
+        </w:rPr>
+        <w:t xml:space="preserve">            log.error("Falha ao publicar evento {}: {}", routingKey, ex.getMessage());</w:t>
+        <w:br/>
+      </w:r>
+      <w:r>
+        <w:rPr>
+          <w:rFonts w:ascii="Consolas" w:hAnsi="Consolas"/>
+          <w:sz w:val="19"/>
+          <w:rFonts w:ascii="Consolas" w:hAnsi="Consolas"/>
+        </w:rPr>
+        <w:t xml:space="preserve">        }</w:t>
+        <w:br/>
+      </w:r>
+      <w:r>
+        <w:rPr>
+          <w:rFonts w:ascii="Consolas" w:hAnsi="Consolas"/>
+          <w:sz w:val="19"/>
+          <w:rFonts w:ascii="Consolas" w:hAnsi="Consolas"/>
+        </w:rPr>
+        <w:t xml:space="preserve">    }</w:t>
+        <w:br/>
+      </w:r>
+      <w:r>
+        <w:rPr>
+          <w:rFonts w:ascii="Consolas" w:hAnsi="Consolas"/>
+          <w:sz w:val="19"/>
+          <w:rFonts w:ascii="Consolas" w:hAnsi="Consolas"/>
+        </w:rPr>
+        <w:t>}</w:t>
+      </w:r>
+    </w:p>
+    <w:p>
+      <w:pPr>
+        <w:spacing w:after="160"/>
+      </w:pPr>
+      <w:r>
+        <w:rPr>
+          <w:b w:val="0"/>
+          <w:i w:val="0"/>
+          <w:sz w:val="22"/>
+        </w:rPr>
+        <w:t>O HistoryClient (Feign) perdeu o método de escrita e ficou só com as consultas. No history-service, o POST /api/history foi removido: a única porta de entrada para escrever histórico é a fila. A migration V2__add_event_id_to_task_history.sql adiciona event_id UUID com índice único (nulável, para conviver com registros antigos gravados via REST antes do TP4).</w:t>
+      </w:r>
+    </w:p>
+    <w:p>
+      <w:pPr>
+        <w:pStyle w:val="Heading2"/>
+      </w:pPr>
+      <w:r>
+        <w:t>12.7 Decisões de projeto e trade-offs</w:t>
+      </w:r>
+    </w:p>
+    <w:p>
+      <w:pPr>
+        <w:pStyle w:val="ListBullet"/>
+        <w:ind w:left="283"/>
+      </w:pPr>
+      <w:r>
+        <w:t>Publicar após o commit (e não dentro da transação): se o evento fosse enviado antes do commit e o banco fizesse rollback, os consumidores registrariam um fato inexistente.</w:t>
+      </w:r>
+    </w:p>
+    <w:p>
+      <w:pPr>
+        <w:pStyle w:val="ListBullet"/>
+        <w:ind w:left="283"/>
+      </w:pPr>
+      <w:r>
+        <w:t>Leituras continuam síncronas: consultar histórico/estatísticas exige resposta imediata; usar mensageria aí só traria complexidade sem benefício.</w:t>
+      </w:r>
+    </w:p>
+    <w:p>
+      <w:pPr>
+        <w:pStyle w:val="ListBullet"/>
+        <w:ind w:left="283"/>
+      </w:pPr>
+      <w:r>
+        <w:t>occurredAt em vez de "agora" no consumidor: evita que a latência da fila distorça métricas como tempo até a primeira conclusão.</w:t>
+      </w:r>
+    </w:p>
+    <w:p>
+      <w:pPr>
+        <w:pStyle w:val="ListBullet"/>
+        <w:ind w:left="283"/>
+      </w:pPr>
+      <w:r>
+        <w:t>Idempotência por eventId: o RabbitMQ garante entrega at-least-once, não exactly-once; a restrição de unicidade no banco é a garantia final contra duplicatas.</w:t>
+      </w:r>
+    </w:p>
+    <w:p>
+      <w:pPr>
+        <w:pStyle w:val="ListBullet"/>
+        <w:ind w:left="283"/>
+      </w:pPr>
+      <w:r>
+        <w:t>Mensagem inválida vai para a DLQ, não para o loop infinito: com default-requeue-rejected=false, uma mensagem que sempre falha não fica voltando para a fila bloqueando as demais.</w:t>
+      </w:r>
+    </w:p>
+    <w:p>
+      <w:pPr>
+        <w:pStyle w:val="ListBullet"/>
+        <w:ind w:left="283"/>
+      </w:pPr>
+      <w:r>
+        <w:t>Falha de publicação não derruba o CRUD: o TaskEventPublisher captura AmqpException e registra em log.</w:t>
+      </w:r>
+    </w:p>
+    <w:p>
+      <w:pPr>
+        <w:spacing w:after="160"/>
+      </w:pPr>
+      <w:r>
+        <w:rPr>
+          <w:b w:val="0"/>
+          <w:i w:val="0"/>
+          <w:sz w:val="22"/>
+        </w:rPr>
+        <w:t>Limitação assumida — dual write: entre o COMMIT no banco e o convertAndSend existe uma janela; se o broker estiver indisponível exatamente nesse momento, o evento é perdido (a task existe, o evento não). A solução completa é o padrão Transactional Outbox: gravar o evento numa tabela outbox na mesma transação da task e ter um relay que publica as linhas pendentes no broker. Não foi implementado nesta entrega por ampliar bastante o escopo, mas é a evolução natural (Seção 12.9) e o risco é tolerável enquanto o histórico é auditoria auxiliar.</w:t>
+      </w:r>
+    </w:p>
+    <w:p>
+      <w:pPr>
+        <w:pStyle w:val="Heading2"/>
+      </w:pPr>
+      <w:r>
+        <w:t>12.8 Demonstração prática e resultados</w:t>
+      </w:r>
+    </w:p>
+    <w:p>
+      <w:pPr>
+        <w:spacing w:after="160"/>
+      </w:pPr>
+      <w:r>
+        <w:rPr>
+          <w:b w:val="0"/>
+          <w:i w:val="0"/>
+          <w:sz w:val="22"/>
+        </w:rPr>
+        <w:t>O roteiro de demonstração foi executado de ponta a ponta sobre o ambiente real (Docker + os quatro serviços Java + front-end), não apenas em testes automatizados. Cada cenário abaixo foi reproduzido e o resultado confirmado por logs e pela API HTTP do painel do RabbitMQ.</w:t>
+      </w:r>
+    </w:p>
+    <w:p>
+      <w:pPr>
+        <w:pStyle w:val="Heading3"/>
+      </w:pPr>
+      <w:r>
+        <w:t>Infraestrutura e testes automatizados</w:t>
+      </w:r>
+    </w:p>
+    <w:p>
+      <w:pPr>
+        <w:spacing w:after="160"/>
+      </w:pPr>
+      <w:r>
+        <w:rPr>
+          <w:b w:val="0"/>
+          <w:i w:val="0"/>
+          <w:sz w:val="22"/>
+        </w:rPr>
+        <w:t>mvn test: todo-api 24/24 testes, history-service 20/20 testes, notification-service 1/1 teste — todos passando. docker compose up -d subiu Postgres (tododb e historydb) e RabbitMQ; o Flyway aplicou as migrations (incluindo a V2 com event_id) e o spring.jpa.hibernate.ddl-auto=validate passou sem erros. A topologia observada no RabbitMQ (exchange task.events do tipo topic, filas history.task-events e notification.task-completed, DLX task.events.dlx e DLQ history.task-events.dlq) confere exatamente com o desenho da Seção 12.3.</w:t>
+      </w:r>
+    </w:p>
+    <w:p>
+      <w:pPr>
+        <w:pStyle w:val="Heading3"/>
+      </w:pPr>
+      <w:r>
+        <w:t>Cenários do roteiro</w:t>
+      </w:r>
+    </w:p>
+    <w:tbl>
+      <w:tblPr>
+        <w:tblStyle w:val="TableGrid"/>
+        <w:tblW w:type="auto" w:w="0"/>
+        <w:jc w:val="center"/>
+        <w:tblLook w:firstColumn="1" w:firstRow="1" w:lastColumn="0" w:lastRow="0" w:noHBand="0" w:noVBand="1" w:val="04A0"/>
+      </w:tblPr>
+      <w:tblGrid>
+        <w:gridCol w:w="2160"/>
+        <w:gridCol w:w="2160"/>
+        <w:gridCol w:w="2160"/>
+        <w:gridCol w:w="2160"/>
+      </w:tblGrid>
+      <w:tr>
+        <w:tc>
+          <w:tcPr>
+            <w:tcW w:type="dxa" w:w="2160"/>
+            <w:shd w:val="clear" w:color="auto" w:fill="1F3864"/>
+          </w:tcPr>
+          <w:p>
+            <w:r/>
+            <w:r>
+              <w:rPr>
+                <w:b/>
+                <w:color w:val="FFFFFF"/>
+                <w:sz w:val="20"/>
+              </w:rPr>
+              <w:t>#</w:t>
+            </w:r>
+          </w:p>
+        </w:tc>
+        <w:tc>
+          <w:tcPr>
+            <w:tcW w:type="dxa" w:w="2160"/>
+            <w:shd w:val="clear" w:color="auto" w:fill="1F3864"/>
+          </w:tcPr>
+          <w:p>
+            <w:r/>
+            <w:r>
+              <w:rPr>
+                <w:b/>
+                <w:color w:val="FFFFFF"/>
+                <w:sz w:val="20"/>
+              </w:rPr>
+              <w:t>Cenário</w:t>
+            </w:r>
+          </w:p>
+        </w:tc>
+        <w:tc>
+          <w:tcPr>
+            <w:tcW w:type="dxa" w:w="2160"/>
+            <w:shd w:val="clear" w:color="auto" w:fill="1F3864"/>
+          </w:tcPr>
+          <w:p>
+            <w:r/>
+            <w:r>
+              <w:rPr>
+                <w:b/>
+                <w:color w:val="FFFFFF"/>
+                <w:sz w:val="20"/>
+              </w:rPr>
+              <w:t>Resultado</w:t>
+            </w:r>
+          </w:p>
+        </w:tc>
+        <w:tc>
+          <w:tcPr>
+            <w:tcW w:type="dxa" w:w="2160"/>
+            <w:shd w:val="clear" w:color="auto" w:fill="1F3864"/>
+          </w:tcPr>
+          <w:p>
+            <w:r/>
+            <w:r>
+              <w:rPr>
+                <w:b/>
+                <w:color w:val="FFFFFF"/>
+                <w:sz w:val="20"/>
+              </w:rPr>
+              <w:t>Evidência observada</w:t>
+            </w:r>
+          </w:p>
+        </w:tc>
+      </w:tr>
+      <w:tr>
+        <w:tc>
+          <w:tcPr>
+            <w:tcW w:type="dxa" w:w="2160"/>
+          </w:tcPr>
+          <w:p>
+            <w:r/>
+            <w:r>
+              <w:rPr>
+                <w:sz w:val="20"/>
+              </w:rPr>
+              <w:t>1</w:t>
+            </w:r>
+          </w:p>
+        </w:tc>
+        <w:tc>
+          <w:tcPr>
+            <w:tcW w:type="dxa" w:w="2160"/>
+          </w:tcPr>
+          <w:p>
+            <w:r/>
+            <w:r>
+              <w:rPr>
+                <w:sz w:val="20"/>
+              </w:rPr>
+              <w:t>Fluxo básico e fan-out</w:t>
+            </w:r>
+          </w:p>
+        </w:tc>
+        <w:tc>
+          <w:tcPr>
+            <w:tcW w:type="dxa" w:w="2160"/>
+          </w:tcPr>
+          <w:p>
+            <w:r/>
+            <w:r>
+              <w:rPr>
+                <w:sz w:val="20"/>
+              </w:rPr>
+              <w:t>PASSOU</w:t>
+            </w:r>
+          </w:p>
+        </w:tc>
+        <w:tc>
+          <w:tcPr>
+            <w:tcW w:type="dxa" w:w="2160"/>
+          </w:tcPr>
+          <w:p>
+            <w:r/>
+            <w:r>
+              <w:rPr>
+                <w:sz w:val="20"/>
+              </w:rPr>
+              <w:t>Log do todo-api: "Evento publicado: task.created/task.completed"; log do history-service: "Histórico registrado" para os dois eventos; log do notification-service: "NOTIFICAÇÃO: tarefa concluída" apenas no COMPLETED.</w:t>
+            </w:r>
+          </w:p>
+        </w:tc>
+      </w:tr>
+      <w:tr>
+        <w:tc>
+          <w:tcPr>
+            <w:tcW w:type="dxa" w:w="2160"/>
+          </w:tcPr>
+          <w:p>
+            <w:r/>
+            <w:r>
+              <w:rPr>
+                <w:sz w:val="20"/>
+              </w:rPr>
+              <w:t>2</w:t>
+            </w:r>
+          </w:p>
+        </w:tc>
+        <w:tc>
+          <w:tcPr>
+            <w:tcW w:type="dxa" w:w="2160"/>
+          </w:tcPr>
+          <w:p>
+            <w:r/>
+            <w:r>
+              <w:rPr>
+                <w:sz w:val="20"/>
+              </w:rPr>
+              <w:t>history-service fora do ar</w:t>
+            </w:r>
+          </w:p>
+        </w:tc>
+        <w:tc>
+          <w:tcPr>
+            <w:tcW w:type="dxa" w:w="2160"/>
+          </w:tcPr>
+          <w:p>
+            <w:r/>
+            <w:r>
+              <w:rPr>
+                <w:sz w:val="20"/>
+              </w:rPr>
+              <w:t>PASSOU</w:t>
+            </w:r>
+          </w:p>
+        </w:tc>
+        <w:tc>
+          <w:tcPr>
+            <w:tcW w:type="dxa" w:w="2160"/>
+          </w:tcPr>
+          <w:p>
+            <w:r/>
+            <w:r>
+              <w:rPr>
+                <w:sz w:val="20"/>
+              </w:rPr>
+              <w:t>3 tarefas criadas retornaram HTTP 201 normalmente; a fila history.task-events acumulou 3 mensagens (0 consumers); ao religar o serviço, a fila drenou para 0 e o changed_at de cada evento manteve o horário ORIGINAL da criação, não o do reprocessamento.</w:t>
+            </w:r>
+          </w:p>
+        </w:tc>
+      </w:tr>
+      <w:tr>
+        <w:tc>
+          <w:tcPr>
+            <w:tcW w:type="dxa" w:w="2160"/>
+          </w:tcPr>
+          <w:p>
+            <w:r/>
+            <w:r>
+              <w:rPr>
+                <w:sz w:val="20"/>
+              </w:rPr>
+              <w:t>3</w:t>
+            </w:r>
+          </w:p>
+        </w:tc>
+        <w:tc>
+          <w:tcPr>
+            <w:tcW w:type="dxa" w:w="2160"/>
+          </w:tcPr>
+          <w:p>
+            <w:r/>
+            <w:r>
+              <w:rPr>
+                <w:sz w:val="20"/>
+              </w:rPr>
+              <w:t>notification-service fora do ar</w:t>
+            </w:r>
+          </w:p>
+        </w:tc>
+        <w:tc>
+          <w:tcPr>
+            <w:tcW w:type="dxa" w:w="2160"/>
+          </w:tcPr>
+          <w:p>
+            <w:r/>
+            <w:r>
+              <w:rPr>
+                <w:sz w:val="20"/>
+              </w:rPr>
+              <w:t>PASSOU</w:t>
+            </w:r>
+          </w:p>
+        </w:tc>
+        <w:tc>
+          <w:tcPr>
+            <w:tcW w:type="dxa" w:w="2160"/>
+          </w:tcPr>
+          <w:p>
+            <w:r/>
+            <w:r>
+              <w:rPr>
+                <w:sz w:val="20"/>
+              </w:rPr>
+              <w:t>Ao concluir uma tarefa sem o serviço no ar, 1 mensagem ficou acumulada na fila notification.task-completed (0 consumers); ao religar, a notificação foi entregue e logada normalmente.</w:t>
+            </w:r>
+          </w:p>
+        </w:tc>
+      </w:tr>
+      <w:tr>
+        <w:tc>
+          <w:tcPr>
+            <w:tcW w:type="dxa" w:w="2160"/>
+          </w:tcPr>
+          <w:p>
+            <w:r/>
+            <w:r>
+              <w:rPr>
+                <w:sz w:val="20"/>
+              </w:rPr>
+              <w:t>4</w:t>
+            </w:r>
+          </w:p>
+        </w:tc>
+        <w:tc>
+          <w:tcPr>
+            <w:tcW w:type="dxa" w:w="2160"/>
+          </w:tcPr>
+          <w:p>
+            <w:r/>
+            <w:r>
+              <w:rPr>
+                <w:sz w:val="20"/>
+              </w:rPr>
+              <w:t>Mensagem inválida (eventType=EXPLODED) -&gt; DLQ</w:t>
+            </w:r>
+          </w:p>
+        </w:tc>
+        <w:tc>
+          <w:tcPr>
+            <w:tcW w:type="dxa" w:w="2160"/>
+          </w:tcPr>
+          <w:p>
+            <w:r/>
+            <w:r>
+              <w:rPr>
+                <w:sz w:val="20"/>
+              </w:rPr>
+              <w:t>PASSOU</w:t>
+            </w:r>
+          </w:p>
+        </w:tc>
+        <w:tc>
+          <w:tcPr>
+            <w:tcW w:type="dxa" w:w="2160"/>
+          </w:tcPr>
+          <w:p>
+            <w:r/>
+            <w:r>
+              <w:rPr>
+                <w:sz w:val="20"/>
+              </w:rPr>
+              <w:t>IllegalArgumentException ("No enum constant ... EXPLODED") em todas as tentativas; log "Retry Policy Exhausted"; a mensagem apareceu em history.task-events.dlq (1 msg).</w:t>
+            </w:r>
+          </w:p>
+        </w:tc>
+      </w:tr>
+      <w:tr>
+        <w:tc>
+          <w:tcPr>
+            <w:tcW w:type="dxa" w:w="2160"/>
+          </w:tcPr>
+          <w:p>
+            <w:r/>
+            <w:r>
+              <w:rPr>
+                <w:sz w:val="20"/>
+              </w:rPr>
+              <w:t>5</w:t>
+            </w:r>
+          </w:p>
+        </w:tc>
+        <w:tc>
+          <w:tcPr>
+            <w:tcW w:type="dxa" w:w="2160"/>
+          </w:tcPr>
+          <w:p>
+            <w:r/>
+            <w:r>
+              <w:rPr>
+                <w:sz w:val="20"/>
+              </w:rPr>
+              <w:t>Duplicata (mesmo eventId publicado 2x)</w:t>
+            </w:r>
+          </w:p>
+        </w:tc>
+        <w:tc>
+          <w:tcPr>
+            <w:tcW w:type="dxa" w:w="2160"/>
+          </w:tcPr>
+          <w:p>
+            <w:r/>
+            <w:r>
+              <w:rPr>
+                <w:sz w:val="20"/>
+              </w:rPr>
+              <w:t>PASSOU</w:t>
+            </w:r>
+          </w:p>
+        </w:tc>
+        <w:tc>
+          <w:tcPr>
+            <w:tcW w:type="dxa" w:w="2160"/>
+          </w:tcPr>
+          <w:p>
+            <w:r/>
+            <w:r>
+              <w:rPr>
+                <w:sz w:val="20"/>
+              </w:rPr>
+              <w:t>Histórico da task ficou com um único registro; log "já processado, ignorando duplicata" na segunda entrega.</w:t>
+            </w:r>
+          </w:p>
+        </w:tc>
+      </w:tr>
+      <w:tr>
+        <w:tc>
+          <w:tcPr>
+            <w:tcW w:type="dxa" w:w="2160"/>
+          </w:tcPr>
+          <w:p>
+            <w:r/>
+            <w:r>
+              <w:rPr>
+                <w:sz w:val="20"/>
+              </w:rPr>
+              <w:t>6</w:t>
+            </w:r>
+          </w:p>
+        </w:tc>
+        <w:tc>
+          <w:tcPr>
+            <w:tcW w:type="dxa" w:w="2160"/>
+          </w:tcPr>
+          <w:p>
+            <w:r/>
+            <w:r>
+              <w:rPr>
+                <w:sz w:val="20"/>
+              </w:rPr>
+              <w:t>2ª instância do history-service (--server.port=8084)</w:t>
+            </w:r>
+          </w:p>
+        </w:tc>
+        <w:tc>
+          <w:tcPr>
+            <w:tcW w:type="dxa" w:w="2160"/>
+          </w:tcPr>
+          <w:p>
+            <w:r/>
+            <w:r>
+              <w:rPr>
+                <w:sz w:val="20"/>
+              </w:rPr>
+              <w:t>PASSOU</w:t>
+            </w:r>
+          </w:p>
+        </w:tc>
+        <w:tc>
+          <w:tcPr>
+            <w:tcW w:type="dxa" w:w="2160"/>
+          </w:tcPr>
+          <w:p>
+            <w:r/>
+            <w:r>
+              <w:rPr>
+                <w:sz w:val="20"/>
+              </w:rPr>
+              <w:t>A fila passou a mostrar 2 consumers; uma rajada de 10 tarefas foi dividida 5/5 entre as duas instâncias (competing consumers).</w:t>
+            </w:r>
+          </w:p>
+        </w:tc>
+      </w:tr>
+      <w:tr>
+        <w:tc>
+          <w:tcPr>
+            <w:tcW w:type="dxa" w:w="2160"/>
+          </w:tcPr>
+          <w:p>
+            <w:r/>
+            <w:r>
+              <w:rPr>
+                <w:sz w:val="20"/>
+              </w:rPr>
+              <w:t>7</w:t>
+            </w:r>
+          </w:p>
+        </w:tc>
+        <w:tc>
+          <w:tcPr>
+            <w:tcW w:type="dxa" w:w="2160"/>
+          </w:tcPr>
+          <w:p>
+            <w:r/>
+            <w:r>
+              <w:rPr>
+                <w:sz w:val="20"/>
+              </w:rPr>
+              <w:t>Broker RabbitMQ fora do ar</w:t>
+            </w:r>
+          </w:p>
+        </w:tc>
+        <w:tc>
+          <w:tcPr>
+            <w:tcW w:type="dxa" w:w="2160"/>
+          </w:tcPr>
+          <w:p>
+            <w:r/>
+            <w:r>
+              <w:rPr>
+                <w:sz w:val="20"/>
+              </w:rPr>
+              <w:t>PASSOU</w:t>
+            </w:r>
+          </w:p>
+        </w:tc>
+        <w:tc>
+          <w:tcPr>
+            <w:tcW w:type="dxa" w:w="2160"/>
+          </w:tcPr>
+          <w:p>
+            <w:r/>
+            <w:r>
+              <w:rPr>
+                <w:sz w:val="20"/>
+              </w:rPr>
+              <w:t>POST /api/tasks continuou retornando 201 normalmente; log "Falha ao publicar evento ... Connection refused" sem propagar erro ao usuário.</w:t>
+            </w:r>
+          </w:p>
+        </w:tc>
+      </w:tr>
+    </w:tbl>
+    <w:p>
+      <w:pPr>
+        <w:spacing w:after="80"/>
+      </w:pPr>
+    </w:p>
+    <w:p>
+      <w:pPr>
+        <w:pStyle w:val="Heading3"/>
+      </w:pPr>
+      <w:r>
+        <w:t>Front-end e consistência eventual</w:t>
+      </w:r>
+    </w:p>
+    <w:p>
+      <w:pPr>
+        <w:spacing w:after="160"/>
+      </w:pPr>
+      <w:r>
+        <w:rPr>
+          <w:b w:val="0"/>
+          <w:i w:val="0"/>
+          <w:sz w:val="22"/>
+        </w:rPr>
+        <w:t>O front-end (todo-frontend) foi executado com npm run dev e testado via chamadas HTTP diretas às mesmas rotas usadas pelo HistoryModal.jsx. Mesmo sem nenhuma espera entre criar uma tarefa e consultar seu histórico, o evento já havia sido processado — o round-trip local do RabbitMQ é da ordem de dezenas de milissegundos. Como o botão "🕘 Histórico" é uma ação manual do usuário, separada da criação/conclusão da tarefa, o atraso da consistência eventual é, na prática, imperceptível. Um risco residual e raro: se o HistoryModal fosse aberto mais rápido que esse round-trip (algo difícil de provocar clicando manualmente), a lista apareceria vazia no primeiro carregamento, pois o componente não tem retry/polling automático — bastaria fechar e reabrir o modal.</w:t>
+      </w:r>
+    </w:p>
+    <w:p>
+      <w:pPr>
+        <w:pStyle w:val="Heading2"/>
+      </w:pPr>
+      <w:r>
+        <w:t>12.9 Limitações conhecidas e evoluções</w:t>
+      </w:r>
+    </w:p>
+    <w:p>
+      <w:pPr>
+        <w:pStyle w:val="ListBullet"/>
+        <w:ind w:left="283"/>
+      </w:pPr>
+      <w:r>
+        <w:t>Transactional Outbox para eliminar a perda de evento na janela commit -&gt; publicação, com publisher confirms e um relay de reenvio.</w:t>
+      </w:r>
+    </w:p>
+    <w:p>
+      <w:pPr>
+        <w:pStyle w:val="ListBullet"/>
+        <w:ind w:left="283"/>
+      </w:pPr>
+      <w:r>
+        <w:t>Testes de integração com RabbitMQ real (Testcontainers), cobrindo publicação -&gt; consumo -&gt; DLQ de ponta a ponta.</w:t>
+      </w:r>
+    </w:p>
+    <w:p>
+      <w:pPr>
+        <w:pStyle w:val="ListBullet"/>
+        <w:ind w:left="283"/>
+      </w:pPr>
+      <w:r>
+        <w:t>Monitoramento da DLQ (alerta por tamanho) e rotina de reprocessamento manual das mensagens mortas.</w:t>
+      </w:r>
+    </w:p>
+    <w:p>
+      <w:pPr>
+        <w:pStyle w:val="ListBullet"/>
+        <w:ind w:left="283"/>
+      </w:pPr>
+      <w:r>
+        <w:t>Versionamento explícito do evento (schemaVersion) caso o contrato passe a sofrer mudanças incompatíveis.</w:t>
+      </w:r>
+    </w:p>
+    <w:p>
+      <w:pPr>
+        <w:pStyle w:val="ListBullet"/>
+        <w:ind w:left="283"/>
+      </w:pPr>
+      <w:r>
+        <w:t>Correlação de logs propagando eventId para o MDC.</w:t>
+      </w:r>
+    </w:p>
+    <w:p>
+      <w:pPr>
+        <w:pStyle w:val="ListBullet"/>
+        <w:ind w:left="283"/>
+      </w:pPr>
+      <w:r>
+        <w:t>Front-end: exibir um estado de "carregando" mais robusto no HistoryModal (retry automático) para o caso raro descrito na Seção 12.8.</w:t>
+      </w:r>
+    </w:p>
+    <w:p>
+      <w:pPr>
+        <w:pStyle w:val="Heading2"/>
+      </w:pPr>
+      <w:r>
+        <w:t>12.10 Rastreabilidade com as subcompetências</w:t>
+      </w:r>
+    </w:p>
+    <w:tbl>
+      <w:tblPr>
+        <w:tblStyle w:val="TableGrid"/>
+        <w:tblW w:type="auto" w:w="0"/>
+        <w:jc w:val="center"/>
+        <w:tblLook w:firstColumn="1" w:firstRow="1" w:lastColumn="0" w:lastRow="0" w:noHBand="0" w:noVBand="1" w:val="04A0"/>
+      </w:tblPr>
+      <w:tblGrid>
+        <w:gridCol w:w="4320"/>
+        <w:gridCol w:w="4320"/>
+      </w:tblGrid>
+      <w:tr>
+        <w:tc>
+          <w:tcPr>
+            <w:tcW w:type="dxa" w:w="4320"/>
+            <w:shd w:val="clear" w:color="auto" w:fill="1F3864"/>
+          </w:tcPr>
+          <w:p>
+            <w:r/>
+            <w:r>
+              <w:rPr>
+                <w:b/>
+                <w:color w:val="FFFFFF"/>
+                <w:sz w:val="20"/>
+              </w:rPr>
+              <w:t>Subcompetência</w:t>
+            </w:r>
+          </w:p>
+        </w:tc>
+        <w:tc>
+          <w:tcPr>
+            <w:tcW w:type="dxa" w:w="4320"/>
+            <w:shd w:val="clear" w:color="auto" w:fill="1F3864"/>
+          </w:tcPr>
+          <w:p>
+            <w:r/>
+            <w:r>
+              <w:rPr>
+                <w:b/>
+                <w:color w:val="FFFFFF"/>
+                <w:sz w:val="20"/>
+              </w:rPr>
+              <w:t>Onde está atendida</w:t>
+            </w:r>
+          </w:p>
+        </w:tc>
+      </w:tr>
+      <w:tr>
+        <w:tc>
+          <w:tcPr>
+            <w:tcW w:type="dxa" w:w="4320"/>
+          </w:tcPr>
+          <w:p>
+            <w:r/>
+            <w:r>
+              <w:rPr>
+                <w:sz w:val="20"/>
+              </w:rPr>
+              <w:t>1. Avaliação de arquitetura orientada a eventos</w:t>
+            </w:r>
+          </w:p>
+        </w:tc>
+        <w:tc>
+          <w:tcPr>
+            <w:tcW w:type="dxa" w:w="4320"/>
+          </w:tcPr>
+          <w:p>
+            <w:r/>
+            <w:r>
+              <w:rPr>
+                <w:sz w:val="20"/>
+              </w:rPr>
+              <w:t>Seção 12.2 (prós, contras, cenários) e Seção 12.7 (trade-offs aplicados ao projeto)</w:t>
+            </w:r>
+          </w:p>
+        </w:tc>
+      </w:tr>
+      <w:tr>
+        <w:tc>
+          <w:tcPr>
+            <w:tcW w:type="dxa" w:w="4320"/>
+          </w:tcPr>
+          <w:p>
+            <w:r/>
+            <w:r>
+              <w:rPr>
+                <w:sz w:val="20"/>
+              </w:rPr>
+              <w:t>2. Padrões de mensagens</w:t>
+            </w:r>
+          </w:p>
+        </w:tc>
+        <w:tc>
+          <w:tcPr>
+            <w:tcW w:type="dxa" w:w="4320"/>
+          </w:tcPr>
+          <w:p>
+            <w:r/>
+            <w:r>
+              <w:rPr>
+                <w:sz w:val="20"/>
+              </w:rPr>
+              <w:t>Seção 12.5: pub/sub por tópico, fan-out, competing consumers, retry, DLQ, idempotent consumer, event-carried state transfer, publish-after-commit</w:t>
+            </w:r>
+          </w:p>
+        </w:tc>
+      </w:tr>
+      <w:tr>
+        <w:tc>
+          <w:tcPr>
+            <w:tcW w:type="dxa" w:w="4320"/>
+          </w:tcPr>
+          <w:p>
+            <w:r/>
+            <w:r>
+              <w:rPr>
+                <w:sz w:val="20"/>
+              </w:rPr>
+              <w:t>3. Implementação com RabbitMQ</w:t>
+            </w:r>
+          </w:p>
+        </w:tc>
+        <w:tc>
+          <w:tcPr>
+            <w:tcW w:type="dxa" w:w="4320"/>
+          </w:tcPr>
+          <w:p>
+            <w:r/>
+            <w:r>
+              <w:rPr>
+                <w:sz w:val="20"/>
+              </w:rPr>
+              <w:t>Seção 12.3 (exchange topic, filas duráveis, bindings, DLX/DLQ) e Seção 12.8 (cenários reproduzidos no ambiente real)</w:t>
+            </w:r>
+          </w:p>
+        </w:tc>
+      </w:tr>
+      <w:tr>
+        <w:tc>
+          <w:tcPr>
+            <w:tcW w:type="dxa" w:w="4320"/>
+          </w:tcPr>
+          <w:p>
+            <w:r/>
+            <w:r>
+              <w:rPr>
+                <w:sz w:val="20"/>
+              </w:rPr>
+              <w:t>4. Simplificação com Spring Boot</w:t>
+            </w:r>
+          </w:p>
+        </w:tc>
+        <w:tc>
+          <w:tcPr>
+            <w:tcW w:type="dxa" w:w="4320"/>
+          </w:tcPr>
+          <w:p>
+            <w:r/>
+            <w:r>
+              <w:rPr>
+                <w:sz w:val="20"/>
+              </w:rPr>
+              <w:t>Seção 12.6: spring-boot-starter-amqp, RabbitTemplate, @RabbitListener, RabbitAdmin, retry por propriedades</w:t>
+            </w:r>
+          </w:p>
+        </w:tc>
+      </w:tr>
+      <w:tr>
+        <w:tc>
+          <w:tcPr>
+            <w:tcW w:type="dxa" w:w="4320"/>
+          </w:tcPr>
+          <w:p>
+            <w:r/>
+            <w:r>
+              <w:rPr>
+                <w:sz w:val="20"/>
+              </w:rPr>
+              <w:t>5. Refatoração do sistema</w:t>
+            </w:r>
+          </w:p>
+        </w:tc>
+        <w:tc>
+          <w:tcPr>
+            <w:tcW w:type="dxa" w:w="4320"/>
+          </w:tcPr>
+          <w:p>
+            <w:r/>
+            <w:r>
+              <w:rPr>
+                <w:sz w:val="20"/>
+              </w:rPr>
+              <w:t>Seção 12.1 (antes x depois) e Seção 12.6 (mudanças no TaskService, HistoryClient, controller e banco)</w:t>
+            </w:r>
+          </w:p>
+        </w:tc>
+      </w:tr>
+    </w:tbl>
+    <w:p>
+      <w:pPr>
+        <w:spacing w:after="80"/>
+      </w:pPr>
+    </w:p>
+    <w:p>
+      <w:pPr>
+        <w:pStyle w:val="Heading1"/>
+      </w:pPr>
+      <w:r>
+        <w:t>13. Conclusão Geral</w:t>
+      </w:r>
+    </w:p>
+    <w:p>
+      <w:pPr>
+        <w:spacing w:after="160"/>
+      </w:pPr>
+      <w:r>
+        <w:rPr>
+          <w:b w:val="0"/>
+          <w:i w:val="0"/>
+          <w:sz w:val="22"/>
+        </w:rPr>
+        <w:t>O projeto evoluiu, ao longo das quatro entregas, de um monólito em camadas (TP1) para uma persistência real e auditável (TP2), depois para uma arquitetura distribuída de microsserviços com comunicação síncrona (TP3) e, por fim, para uma arquitetura orientada a eventos com RabbitMQ (TP4). Cada etapa manteve os contratos externos estáveis para o front-end e para o usuário final, confirmando na prática os princípios de baixo acoplamento e dependência de abstrações discutidos desde a conclusão do TP1.</w:t>
+      </w:r>
+    </w:p>
+    <w:p>
+      <w:pPr>
+        <w:spacing w:after="160"/>
+      </w:pPr>
+      <w:r>
+        <w:rPr>
+          <w:b w:val="0"/>
+          <w:i w:val="0"/>
+          <w:sz w:val="22"/>
+        </w:rPr>
+        <w:t>Os objetivos do TP4 foram atendidos:</w:t>
+      </w:r>
+    </w:p>
+    <w:p>
+      <w:pPr>
+        <w:pStyle w:val="ListBullet"/>
+        <w:ind w:left="283"/>
+      </w:pPr>
+      <w:r>
+        <w:t>Avaliação fundamentada da arquitetura orientada a eventos, com prós, contras e cenários de uso identificados para este projeto específico.</w:t>
+      </w:r>
+    </w:p>
+    <w:p>
+      <w:pPr>
+        <w:pStyle w:val="ListBullet"/>
+        <w:ind w:left="283"/>
+      </w:pPr>
+      <w:r>
+        <w:t>Padrões de mensagens implementados e demonstrados na prática: pub/sub por tópico, fan-out, competing consumers, retry com backoff, Dead Letter Queue, idempotência e publish-after-commit.</w:t>
+      </w:r>
+    </w:p>
+    <w:p>
+      <w:pPr>
+        <w:pStyle w:val="ListBullet"/>
+        <w:ind w:left="283"/>
+      </w:pPr>
+      <w:r>
+        <w:t>Implementação completa com RabbitMQ: exchange topic, filas duráveis, dead letter exchange, tudo declarado via beans do Spring AMQP.</w:t>
+      </w:r>
+    </w:p>
+    <w:p>
+      <w:pPr>
+        <w:pStyle w:val="ListBullet"/>
+        <w:ind w:left="283"/>
+      </w:pPr>
+      <w:r>
+        <w:t>Uso das abstrações do Spring Boot (spring-boot-starter-amqp, RabbitTemplate, @RabbitListener) para eliminar código de baixo nível do protocolo AMQP.</w:t>
+      </w:r>
+    </w:p>
+    <w:p>
+      <w:pPr>
+        <w:pStyle w:val="ListBullet"/>
+        <w:ind w:left="283"/>
+      </w:pPr>
+      <w:r>
+        <w:t>Refatoração completa do sistema: o todo-api deixou de chamar o history-service de forma síncrona para publicar eventos de domínio; um novo serviço (notification-service) foi adicionado sem nenhuma alteração no produtor, provando o desacoplamento na prática.</w:t>
+      </w:r>
+    </w:p>
+    <w:p>
+      <w:pPr>
+        <w:pStyle w:val="ListBullet"/>
+        <w:ind w:left="283"/>
+      </w:pPr>
+      <w:r>
+        <w:t>Todos os sete cenários do roteiro de demonstração foram executados sobre o ambiente real e passaram, incluindo os casos de falha (consumidor fora do ar, broker fora do ar, mensagem inválida).</w:t>
+      </w:r>
+    </w:p>
+    <w:p>
+      <w:pPr>
+        <w:spacing w:after="160"/>
+      </w:pPr>
+      <w:r>
+        <w:rPr>
+          <w:b w:val="0"/>
+          <w:i w:val="0"/>
+          <w:sz w:val="22"/>
+        </w:rPr>
+        <w:t>Para as próximas etapas, os pontos identificados como evolução natural são: o padrão Transactional Outbox para eliminar a janela de dual write, testes de integração com RabbitMQ real via Testcontainers, um API Gateway único na frente dos serviços, circuit breaker (Resilience4j) nas chamadas Feign de consulta, e autenticação entre serviços.</w:t>
+      </w:r>
+    </w:p>
+    <w:p/>
+    <w:p>
+      <w:pPr>
+        <w:spacing w:after="160"/>
+      </w:pPr>
+      <w:r>
+        <w:rPr>
+          <w:b/>
+          <w:i w:val="0"/>
+          <w:sz w:val="22"/>
+        </w:rPr>
+        <w:t>Lucas Amorim Porciuncula</w:t>
       </w:r>
     </w:p>
     <w:sectPr>
